--- a/downloads/word/ch04.docx
+++ b/downloads/word/ch04.docx
@@ -2,98 +2,179 @@
 <file path=word/document.xml><?xml version="1.0" encoding="utf-8"?>
 <w:document xmlns:wpc="http://schemas.microsoft.com/office/word/2010/wordprocessingCanvas" xmlns:cx="http://schemas.microsoft.com/office/drawing/2014/chartex" xmlns:cx1="http://schemas.microsoft.com/office/drawing/2015/9/8/chartex" xmlns:cx2="http://schemas.microsoft.com/office/drawing/2015/10/21/chartex" xmlns:cx3="http://schemas.microsoft.com/office/drawing/2016/5/9/chartex" xmlns:cx4="http://schemas.microsoft.com/office/drawing/2016/5/10/chartex" xmlns:cx5="http://schemas.microsoft.com/office/drawing/2016/5/11/chartex" xmlns:cx6="http://schemas.microsoft.com/office/drawing/2016/5/12/chartex" xmlns:cx7="http://schemas.microsoft.com/office/drawing/2016/5/13/chartex" xmlns:cx8="http://schemas.microsoft.com/office/drawing/2016/5/14/chartex" xmlns:mc="http://schemas.openxmlformats.org/markup-compatibility/2006" xmlns:aink="http://schemas.microsoft.com/office/drawing/2016/ink" xmlns:am3d="http://schemas.microsoft.com/office/drawing/2017/model3d" xmlns:o="urn:schemas-microsoft-com:office:office" xmlns:r="http://schemas.openxmlformats.org/officeDocument/2006/relationships" xmlns:m="http://schemas.openxmlformats.org/officeDocument/2006/math" xmlns:v="urn:schemas-microsoft-com:vml" xmlns:wp14="http://schemas.microsoft.com/office/word/2010/wordprocessingDrawing" xmlns:wp="http://schemas.openxmlformats.org/drawingml/2006/wordprocessingDrawing" xmlns:w10="urn:schemas-microsoft-com:office:word" xmlns:w="http://schemas.openxmlformats.org/wordprocessingml/2006/main" xmlns:w14="http://schemas.microsoft.com/office/word/2010/wordml" xmlns:w15="http://schemas.microsoft.com/office/word/2012/wordml" xmlns:w16cex="http://schemas.microsoft.com/office/word/2018/wordml/cex" xmlns:w16cid="http://schemas.microsoft.com/office/word/2016/wordml/cid" xmlns:w16="http://schemas.microsoft.com/office/word/2018/wordml" xmlns:w16sdtdh="http://schemas.microsoft.com/office/word/2020/wordml/sdtdatahash" xmlns:w16se="http://schemas.microsoft.com/office/word/2015/wordml/symex" xmlns:wpg="http://schemas.microsoft.com/office/word/2010/wordprocessingGroup" xmlns:wpi="http://schemas.microsoft.com/office/word/2010/wordprocessingInk" xmlns:wne="http://schemas.microsoft.com/office/word/2006/wordml" xmlns:wps="http://schemas.microsoft.com/office/word/2010/wordprocessingShape" mc:Ignorable="w14 w15 w16se w16cid w16 w16cex w16sdtdh wp14">
   <w:body>
-    <w:p>
-      <w:pPr>
-        <w:pStyle w:val="a9"/>
-        <w:ind w:firstLine="0"/>
+    <w:p/>
+    <w:p/>
+    <w:p/>
+    <w:p/>
+    <w:p>
+      <w:pPr>
         <w:jc w:val="center"/>
       </w:pPr>
       <w:r>
-        <w:t>第4章 机器学习基础：任务、模型、泛化与解释</w:t>
-      </w:r>
-    </w:p>
-    <w:p>
-      <w:pPr>
-        <w:pStyle w:val="a8"/>
-        <w:ind w:firstLine="0"/>
+        <w:rPr>
+          <w:rFonts w:ascii="Times New Roman" w:hAnsi="Times New Roman" w:eastAsia="黑体"/>
+          <w:b/>
+          <w:color w:val="000000"/>
+          <w:sz w:val="56"/>
+        </w:rPr>
+        <w:t>智能分析化学</w:t>
+      </w:r>
+    </w:p>
+    <w:p>
+      <w:pPr>
         <w:jc w:val="center"/>
       </w:pPr>
       <w:r>
-        <w:t>第2篇 化学数据的模型、表示与生成</w:t>
-      </w:r>
-    </w:p>
-    <w:p>
-      <w:pPr>
-        <w:pStyle w:val="a8"/>
-        <w:ind w:firstLine="0"/>
+        <w:rPr>
+          <w:rFonts w:ascii="Times New Roman" w:hAnsi="Times New Roman" w:eastAsia="黑体"/>
+          <w:b/>
+          <w:color w:val="000000"/>
+          <w:sz w:val="40"/>
+        </w:rPr>
+        <w:t>化学计量学主干章节重写稿</w:t>
+      </w:r>
+    </w:p>
+    <w:p>
+      <w:pPr>
         <w:jc w:val="center"/>
       </w:pPr>
       <w:r>
-        <w:t>出版内容初稿 v2.2</w:t>
+        <w:rPr>
+          <w:rFonts w:ascii="Times New Roman" w:hAnsi="Times New Roman" w:eastAsia="黑体"/>
+          <w:color w:val="000000"/>
+          <w:sz w:val="28"/>
+        </w:rPr>
+        <w:t>单章审阅稿</w:t>
+      </w:r>
+    </w:p>
+    <w:p/>
+    <w:p/>
+    <w:p/>
+    <w:p/>
+    <w:p/>
+    <w:p/>
+    <w:p/>
+    <w:p/>
+    <w:p/>
+    <w:p/>
+    <w:p>
+      <w:pPr>
+        <w:jc w:val="center"/>
+      </w:pPr>
+      <w:r>
+        <w:rPr>
+          <w:rFonts w:ascii="Times New Roman" w:hAnsi="Times New Roman" w:eastAsia="宋体"/>
+          <w:color w:val="000000"/>
+          <w:sz w:val="21"/>
+        </w:rPr>
+        <w:t>依据课程课件、授课转译与《化学计量学》《化学测量学》教材体系重写</w:t>
+      </w:r>
+    </w:p>
+    <w:p>
+      <w:pPr>
+        <w:jc w:val="center"/>
+      </w:pPr>
+      <w:r>
+        <w:rPr>
+          <w:rFonts w:ascii="Times New Roman" w:hAnsi="Times New Roman" w:eastAsia="宋体"/>
+          <w:color w:val="000000"/>
+          <w:sz w:val="21"/>
+        </w:rPr>
+        <w:t>版本 v2.3 · 供逐章审阅</w:t>
+      </w:r>
+    </w:p>
+    <w:p>
+      <w:r>
+        <w:br w:type="page"/>
+      </w:r>
+    </w:p>
+    <w:p>
+      <w:pPr>
+        <w:pStyle w:val="1"/>
+      </w:pPr>
+      <w:r>
+        <w:rPr>
+          <w:rFonts w:ascii="Times New Roman" w:hAnsi="Times New Roman" w:eastAsia="宋体"/>
+          <w:color w:val="000000"/>
+          <w:sz w:val="21"/>
+        </w:rPr>
+        <w:t>目录</w:t>
+      </w:r>
+    </w:p>
+    <w:p>
+      <w:r>
+        <w:fldChar w:fldCharType="begin"/>
+        <w:instrText xml:space="preserve"> TOC \o "1-3" \h \z \u </w:instrText>
+        <w:fldChar w:fldCharType="separate"/>
+        <w:fldChar w:fldCharType="end"/>
+      </w:r>
+      <w:r>
+        <w:rPr>
+          <w:rFonts w:ascii="Times New Roman" w:hAnsi="Times New Roman" w:eastAsia="宋体"/>
+          <w:color w:val="000000"/>
+          <w:sz w:val="18"/>
+        </w:rPr>
+        <w:t>（打开Word后更新域即可刷新目录与页码）</w:t>
+      </w:r>
+    </w:p>
+    <w:p>
+      <w:pPr>
+        <w:pStyle w:val="1"/>
+        <w:keepNext/>
+        <w:pageBreakBefore/>
+        <w:spacing w:line="288" w:lineRule="auto" w:before="360" w:after="240"/>
+      </w:pPr>
+      <w:r>
+        <w:rPr>
+          <w:rFonts w:ascii="Times New Roman" w:hAnsi="Times New Roman" w:eastAsia="黑体"/>
+          <w:b/>
+          <w:color w:val="000000"/>
+          <w:sz w:val="30"/>
+        </w:rPr>
+        <w:t>第4章 机器学习：化学计量学的非线性扩展</w:t>
       </w:r>
     </w:p>
     <w:p>
       <w:pPr>
         <w:pStyle w:val="2"/>
-      </w:pPr>
-      <w:r>
+        <w:keepNext/>
+        <w:pageBreakBefore w:val="0"/>
+        <w:spacing w:line="288" w:lineRule="auto" w:before="240" w:after="120"/>
+      </w:pPr>
+      <w:r>
+        <w:rPr>
+          <w:rFonts w:ascii="Times New Roman" w:hAnsi="Times New Roman" w:eastAsia="黑体"/>
+          <w:b/>
+          <w:color w:val="000000"/>
+          <w:sz w:val="28"/>
+        </w:rPr>
         <w:t>【章首导引】</w:t>
       </w:r>
     </w:p>
     <w:p>
-      <w:r>
-        <w:t>模型在什么条件下学到可迁移的化学关系，而不是批次、重复和背景差异？ 本章以具有重复、批次和化学空间结构的学习样本为对象，落实“系统讲清回归、分类、聚类、异常检测与严格验证，不按算法名堆砌。”。贯穿案例为“比较随机划分与按化合物分组划分的性能差异”。</w:t>
-      </w:r>
-    </w:p>
-    <w:p>
-      <w:pPr>
-        <w:pStyle w:val="2"/>
-      </w:pPr>
-      <w:r>
-        <w:t>学习目标</w:t>
-      </w:r>
-    </w:p>
-    <w:p>
-      <w:pPr>
-        <w:ind w:firstLine="0"/>
-      </w:pPr>
-      <w:r>
-        <w:t>（1）能够说明具有重复、批次和化学空间结构的学习样本在本章中的数据结构与主要信息来源。</w:t>
-      </w:r>
-    </w:p>
-    <w:p>
-      <w:pPr>
-        <w:ind w:firstLine="0"/>
-      </w:pPr>
-      <w:r>
-        <w:t>（2）能够解释本章关键方法的输入、输出、参数、假设和失效条件。</w:t>
-      </w:r>
-    </w:p>
-    <w:p>
-      <w:pPr>
-        <w:ind w:firstLine="0"/>
-      </w:pPr>
-      <w:r>
-        <w:t>（3）能够以“以独立对象划分和朴素基线约束复杂模型”设计训练、验证和独立测试。</w:t>
-      </w:r>
-    </w:p>
-    <w:p>
-      <w:pPr>
-        <w:ind w:firstLine="0"/>
-      </w:pPr>
-      <w:r>
-        <w:t>（4）能够完成“比较随机划分与按化合物分组划分的性能差异”的最小代码实验并分析失败样本。</w:t>
-      </w:r>
-    </w:p>
-    <w:p>
-      <w:pPr>
-        <w:ind w:firstLine="0"/>
+      <w:pPr>
+        <w:widowControl/>
+        <w:spacing w:line="288" w:lineRule="auto" w:before="0" w:after="0"/>
+        <w:ind w:firstLine="420"/>
+        <w:jc w:val="both"/>
+      </w:pPr>
+      <w:r>
+        <w:rPr>
+          <w:rFonts w:ascii="Times New Roman" w:hAnsi="Times New Roman" w:eastAsia="宋体"/>
+          <w:color w:val="000000"/>
+          <w:sz w:val="21"/>
+        </w:rPr>
+        <w:t>机器学习进入分析化学，并没有改变测量问题的基本约束：训练样品仍须代表未来对象，参考值仍限制模型上限，仪器漂移仍会破坏预测，外部验证仍比训练拟合重要。改变的是可表达关系的范围。传统化学计量学擅长低秩、线性或近线性结构；机器学习可以表示非线性、变量交互和复杂边界，但也更容易利用批次、背景和偶然相关。本章不按算法流行度排列，而按“模型增加了什么表达能力、付出了什么验证代价”组织。</w:t>
+      </w:r>
+    </w:p>
+    <w:p>
+      <w:pPr>
         <w:jc w:val="center"/>
       </w:pPr>
       <w:r>
         <w:drawing>
           <wp:inline xmlns:a="http://schemas.openxmlformats.org/drawingml/2006/main" xmlns:pic="http://schemas.openxmlformats.org/drawingml/2006/picture">
-            <wp:extent cx="5112000" cy="3322800"/>
+            <wp:extent cx="5120640" cy="5120640"/>
             <wp:docPr id="1" name="Picture 1"/>
             <wp:cNvGraphicFramePr>
               <a:graphicFrameLocks noChangeAspect="1"/>
@@ -102,7 +183,7 @@
               <a:graphicData uri="http://schemas.openxmlformats.org/drawingml/2006/picture">
                 <pic:pic>
                   <pic:nvPicPr>
-                    <pic:cNvPr id="0" name="第04章_知识图谱_预览.png"/>
+                    <pic:cNvPr id="0" name="第04章_知识图谱.svg.png"/>
                     <pic:cNvPicPr/>
                   </pic:nvPicPr>
                   <pic:blipFill>
@@ -114,7 +195,7 @@
                   <pic:spPr>
                     <a:xfrm>
                       <a:off x="0" y="0"/>
-                      <a:ext cx="5112000" cy="3322800"/>
+                      <a:ext cx="5120640" cy="5120640"/>
                     </a:xfrm>
                     <a:prstGeom prst="rect"/>
                   </pic:spPr>
@@ -127,1285 +208,1374 @@
     </w:p>
     <w:p>
       <w:pPr>
-        <w:pStyle w:val="a5"/>
-        <w:ind w:firstLine="0"/>
         <w:jc w:val="center"/>
       </w:pPr>
       <w:r>
-        <w:t>图4-1  第4章知识图谱</w:t>
+        <w:rPr>
+          <w:rFonts w:ascii="Times New Roman" w:hAnsi="Times New Roman" w:eastAsia="宋体"/>
+          <w:color w:val="000000"/>
+          <w:sz w:val="18"/>
+        </w:rPr>
+        <w:t>图　本章知识结构（矢量原图见本章 figures 文件夹）</w:t>
       </w:r>
     </w:p>
     <w:p>
       <w:pPr>
         <w:pStyle w:val="2"/>
-      </w:pPr>
-      <w:r>
-        <w:t>4.1 统计学习的任务、经验、参数与泛化</w:t>
-      </w:r>
-    </w:p>
-    <w:p>
-      <w:r>
-        <w:t>本节围绕“统计学习的任务、经验、参数与泛化”展开。分析对象是具有重复、批次和化学空间结构的学习样本，核心不是罗列名词，而是说明任务、经验和性能的定义、统计推断与预测建模、模型参数和超参数、偏差—方差权衡怎样进入同一条测量与推断链。读者首先要辨认哪些量来自真实样品，哪些量由仪器转换得到，哪些量由算法估计；三类量若混在一起，模型精度就很难被解释。</w:t>
-      </w:r>
-    </w:p>
-    <w:p>
-      <w:r>
-        <w:t>在“统计学习的任务、经验、参数与泛化”中，技术路线遵循“以独立对象划分和朴素基线约束复杂模型”。具体计算从可诊断的经典基线开始，再增加本节所需的非线性、结构先验或不确定度组件。新增组件必须回答一个明确问题，并在相同数据边界下与基线比较；只有平均分提高而误差结构没有改善，不能构成采用复杂模型的充分理由。</w:t>
-      </w:r>
-    </w:p>
-    <w:p>
-      <w:r>
-        <w:t>本节把“比较随机划分与按化合物分组划分的性能差异”落实到训练误差与泛化误差这一检查点。验证时保留与未来使用条件一致的独立对象，检查坐标轴、单位、样品身份、批次、参数来源和失败样本。由此得到的结论才可用于下一步测量或实验，而不是停留在一张看似分离良好的图上。</w:t>
+        <w:keepNext/>
+        <w:pageBreakBefore w:val="0"/>
+        <w:spacing w:line="288" w:lineRule="auto" w:before="240" w:after="120"/>
+      </w:pPr>
+      <w:r>
+        <w:rPr>
+          <w:rFonts w:ascii="Times New Roman" w:hAnsi="Times New Roman" w:eastAsia="黑体"/>
+          <w:b/>
+          <w:color w:val="000000"/>
+          <w:sz w:val="28"/>
+        </w:rPr>
+        <w:t>4.1 从统计模型到学习问题</w:t>
       </w:r>
     </w:p>
     <w:p>
       <w:pPr>
         <w:pStyle w:val="3"/>
-      </w:pPr>
-      <w:r>
-        <w:t>4.1.1 任务、经验和性能的定义</w:t>
-      </w:r>
-    </w:p>
-    <w:p>
-      <w:r>
-        <w:t>就“任务、经验和性能的定义”而言，在“统计学习的任务、经验、参数与泛化”中，任务、经验和性能的定义具体限定了具有重复、批次和化学空间结构的学习样本的一个技术接口。它必须被写成可检查的输入、变换和输出：输入保留样品与仪器条件，变换说明参数从何处估计，输出对应可观察量或候选判断；缺少任何一层，概念就无法进入实验和代码。</w:t>
-      </w:r>
-    </w:p>
-    <w:p>
-      <w:r>
-        <w:t>把“任务、经验和性能的定义”用于“统计学习的任务、经验、参数与泛化”时，本书用“比较随机划分与按化合物分组划分的性能差异”检验任务、经验和性能的定义。实现时遵循“以独立对象划分和朴素基线约束复杂模型”，先建立经典基线，再对参数敏感性、独立样品和失败对象进行检查。若结果只能在同批数据或单次划分中成立，应把它视为探索性现象而非稳定规律。教学上应把该概念落实为可观察变量、可运行程序和可反驳检验三层。</w:t>
+        <w:keepNext/>
+        <w:pageBreakBefore w:val="0"/>
+        <w:spacing w:line="288" w:lineRule="auto" w:before="120" w:after="60"/>
+      </w:pPr>
+      <w:r>
+        <w:rPr>
+          <w:rFonts w:ascii="Times New Roman" w:hAnsi="Times New Roman" w:eastAsia="黑体"/>
+          <w:b/>
+          <w:color w:val="000000"/>
+          <w:sz w:val="24"/>
+        </w:rPr>
+        <w:t>4.1.1 任务、经验和性能</w:t>
+      </w:r>
+    </w:p>
+    <w:p>
+      <w:pPr>
+        <w:widowControl/>
+        <w:spacing w:line="288" w:lineRule="auto" w:before="0" w:after="0"/>
+        <w:ind w:firstLine="420"/>
+        <w:jc w:val="both"/>
+      </w:pPr>
+      <w:r>
+        <w:rPr>
+          <w:rFonts w:ascii="Times New Roman" w:hAnsi="Times New Roman" w:eastAsia="宋体"/>
+          <w:color w:val="000000"/>
+          <w:sz w:val="21"/>
+        </w:rPr>
+        <w:t xml:space="preserve">监督学习由输入 </w:t>
+      </w:r>
+      <w:r>
+        <w:rPr>
+          <w:rFonts w:ascii="Cambria Math" w:hAnsi="Cambria Math" w:eastAsia="宋体"/>
+          <w:i/>
+          <w:color w:val="000000"/>
+          <w:sz w:val="21"/>
+        </w:rPr>
+        <w:t>X</w:t>
+      </w:r>
+      <w:r>
+        <w:rPr>
+          <w:rFonts w:ascii="Times New Roman" w:hAnsi="Times New Roman" w:eastAsia="宋体"/>
+          <w:color w:val="000000"/>
+          <w:sz w:val="21"/>
+        </w:rPr>
+        <w:t xml:space="preserve">、标签 </w:t>
+      </w:r>
+      <w:r>
+        <w:rPr>
+          <w:rFonts w:ascii="Cambria Math" w:hAnsi="Cambria Math" w:eastAsia="宋体"/>
+          <w:i/>
+          <w:color w:val="000000"/>
+          <w:sz w:val="21"/>
+        </w:rPr>
+        <w:t>y</w:t>
+      </w:r>
+      <w:r>
+        <w:rPr>
+          <w:rFonts w:ascii="Times New Roman" w:hAnsi="Times New Roman" w:eastAsia="宋体"/>
+          <w:color w:val="000000"/>
+          <w:sz w:val="21"/>
+        </w:rPr>
+        <w:t xml:space="preserve">、模型族 </w:t>
+      </w:r>
+      <w:r>
+        <w:rPr>
+          <w:rFonts w:ascii="Cambria Math" w:hAnsi="Cambria Math" w:eastAsia="宋体"/>
+          <w:i/>
+          <w:color w:val="000000"/>
+          <w:sz w:val="21"/>
+        </w:rPr>
+        <w:t>f_\theta</w:t>
+      </w:r>
+      <w:r>
+        <w:rPr>
+          <w:rFonts w:ascii="Times New Roman" w:hAnsi="Times New Roman" w:eastAsia="宋体"/>
+          <w:color w:val="000000"/>
+          <w:sz w:val="21"/>
+        </w:rPr>
+        <w:t xml:space="preserve"> 和损失函数 </w:t>
+      </w:r>
+      <w:r>
+        <w:rPr>
+          <w:rFonts w:ascii="Cambria Math" w:hAnsi="Cambria Math" w:eastAsia="宋体"/>
+          <w:i/>
+          <w:color w:val="000000"/>
+          <w:sz w:val="21"/>
+        </w:rPr>
+        <w:t>L</w:t>
+      </w:r>
+      <w:r>
+        <w:rPr>
+          <w:rFonts w:ascii="Times New Roman" w:hAnsi="Times New Roman" w:eastAsia="宋体"/>
+          <w:color w:val="000000"/>
+          <w:sz w:val="21"/>
+        </w:rPr>
+        <w:t xml:space="preserve"> 组成，训练求解</w:t>
+      </w:r>
+    </w:p>
+    <w:p>
+      <w:pPr>
+        <w:spacing w:before="80" w:after="80"/>
+        <w:jc w:val="center"/>
+      </w:pPr>
+      <w:r>
+        <w:rPr>
+          <w:rFonts w:ascii="Cambria Math" w:hAnsi="Cambria Math" w:eastAsia="宋体"/>
+          <w:i/>
+          <w:color w:val="000000"/>
+          <w:sz w:val="21"/>
+        </w:rPr>
+        <w:t>\hat\theta=\arg\min_\theta \frac{1}{n}\sum_{i=1}^n L(y_i,f_\theta(x_i))+\Omega(\theta)$$</w:t>
+        <w:br/>
+        <w:br/>
+        <w:t>$\Omega$ 是复杂度惩罚。回归预测浓度或连续性质；分类预测类别；排序用于候选物优先级；异常检测判断样品是否偏离已知分布。无监督学习没有标签，主要寻找低维结构或聚类；半监督学习利用少量标签和大量未标记样品；自监督学习从数据本身构造预测任务，学习可迁移表示。</w:t>
+        <w:br/>
+        <w:br/>
+        <w:t>机器学习关注预测误差，经典统计更强调参数估计和生成假设，但二者并非对立。在线性回归中，正则化、交叉验证和概率误差模型同时属于两套传统。对分析化学而言，更实用的区分是：模型是否能解释测量机制，是否能量化不确定度，是否能在分布变化下保持性能。</w:t>
+        <w:br/>
+        <w:br/>
+        <w:t>### 4.1.2 基线模型是诊断工具</w:t>
+        <w:br/>
+        <w:br/>
+        <w:t>任何任务都应先建立层级基线。回归至少包括均值预测、单变量校准、MLR或PLS；分类至少包括多数类、PCA加线性判别或逻辑回归。复杂模型若没有稳定超过合理基线，说明新增表达能力并未转化为可重复信息。即使复杂模型更好，基线仍能帮助定位增益来源：超过PLS但不超过带RBF核的SVM，提示非线性重要；深度模型只在随机划分下更好而在跨批次测试中失效，提示它可能利用了混杂。</w:t>
+        <w:br/>
+        <w:br/>
+        <w:t>### 4.1.3 偏差、方差和学习曲线</w:t>
+        <w:br/>
+        <w:br/>
+        <w:t>模型误差可以从偏差、方差和不可约噪声理解。过于简单的模型在训练集和验证集上都表现较差，通常是高偏差；过于灵活的模型训练误差很小而验证误差明显增大，通常是高方差。分析化学的小样本、高维和强相关变量使高方差尤其常见。增加树深、核宽搜索范围或网络参数，能够降低训练误差，却不等于增加可推广的化学信息。</w:t>
+        <w:br/>
+        <w:br/>
+        <w:t>学习曲线把训练样本数与训练/验证误差联系起来。若两条曲线在较高误差处汇合，增加同分布样品的收益有限，应改进变量表示、测量质量或模型假设；若训练误差低而验证误差随样本增加持续下降，更多独立样品可能有效。这里的“样本数”必须按独立样品计数：把同一原样重复扫描十次不会产生十份新的化学覆盖。</w:t>
+        <w:br/>
+        <w:br/>
+        <w:t>还可绘制按化学空间覆盖而非样本数的学习曲线。先按浓度区间、结构骨架、批次或基质逐步扩大训练域，再观察外部域误差。若随机新增样品改善很小，而加入新基质后误差显著下降，说明瓶颈是覆盖而不是数量。样本获取策略因此应由失效区域决定，而不是只追求更大的 $n$。</w:t>
+        <w:br/>
+        <w:br/>
+        <w:t>## 4.2 数据划分与泄漏</w:t>
+        <w:br/>
+        <w:br/>
+        <w:t>### 4.2.1 化学相似性破坏独立同分布假定</w:t>
+        <w:br/>
+        <w:br/>
+        <w:t>相邻时间点、同一原样的重复谱、同一分子骨架的衍生物、同一组织切片的像素都高度相关。随机划分把近乎重复的样本放在训练和测试两侧，会把“记住相似对象”误认为“推广到新对象”。正确划分按最小独立单位分组：患者、批次、原始样品、结构骨架、采集日期或仪器。</w:t>
+        <w:br/>
+        <w:br/>
+        <w:t>如果预期部署在新实验室，应把实验室作为外部域；如果用于未来过程监测，应采用时间前向验证。模型评价回答的不是抽象的“准确率多少”，而是一个条件句：在怎样的样品、仪器和时间变化下，性能是多少。</w:t>
+        <w:br/>
+        <w:br/>
+        <w:t>### 4.2.2 预处理泄漏和选择泄漏</w:t>
+        <w:br/>
+        <w:br/>
+        <w:t>标准化均值、缺失插补、PCA载荷、特征选择阈值和数据增强参数都从数据中学习。它们必须在每个训练折内拟合。把全数据PCA后再交叉验证分类器，即使PCA没有使用标签，也会让验证折参与特征空间定义。反复查看测试集并调整模型，则把测试集变成了验证集。</w:t>
+        <w:br/>
+        <w:br/>
+        <w:t>嵌套交叉验证用内层选择预处理、模型和超参数，用外层估计整个选择流程的泛化误差。最终模型可在全部开发数据上按选定流程重训，但外层预测必须保存，不能用重训结果替代。</w:t>
+        <w:br/>
+        <w:br/>
+        <w:t>### 4.2.3 外推验证必须模拟真正的使用方向</w:t>
+        <w:br/>
+        <w:br/>
+        <w:t>随机交叉验证估计的是在当前样品总体内插值的能力。若模型将用于新的浓度范围、仪器、实验室或时间段，就要设计相应外推。浓度外推可将最高或最低区间留出；仪器外推可按整台仪器留出；时间外推应始终用过去训练、未来测试，而不能随机打乱。结构—性质模型则常按分子骨架或相似性聚类划分，避免同系列衍生物跨集合。</w:t>
+        <w:br/>
+        <w:br/>
+        <w:t>外推验证比随机验证更困难，也更接近方法的真实用途。两者应同时报告：前者反映域内上限，后者反映部署风险。若二者差距很大，不能只选一个更高的数值发表；差距本身说明模型依赖了局部相关结构，需要扩大校准域、标准化仪器或建立域适应策略。</w:t>
+        <w:br/>
+        <w:br/>
+        <w:t>测试集也不应被神化。一个固定外部集若被团队反复使用，会逐渐参与模型设计，形成隐性过拟合。成熟项目应保留时间更新的监测集，并在部署后记录拒绝样品和错误类型，使验证从一次性分数变为持续性能证据。</w:t>
+        <w:br/>
+        <w:br/>
+        <w:t>## 4.3 线性模型与正则化</w:t>
+        <w:br/>
+        <w:br/>
+        <w:t>### 4.3.1 Ridge、LASSO与Elastic Net</w:t>
+        <w:br/>
+        <w:br/>
+        <w:t>岭回归最小化</w:t>
+      </w:r>
+    </w:p>
+    <w:p>
+      <w:pPr>
+        <w:widowControl/>
+        <w:spacing w:line="288" w:lineRule="auto" w:before="0" w:after="0"/>
+        <w:ind w:firstLine="420"/>
+        <w:jc w:val="both"/>
+      </w:pPr>
+      <w:r>
+        <w:rPr>
+          <w:rFonts w:ascii="Times New Roman" w:hAnsi="Times New Roman" w:eastAsia="宋体"/>
+          <w:color w:val="000000"/>
+          <w:sz w:val="21"/>
+        </w:rPr>
+        <w:t xml:space="preserve">它收缩相关变量的系数，适合大量共线波长。LASSO使用 </w:t>
+      </w:r>
+      <w:r>
+        <w:rPr>
+          <w:rFonts w:ascii="Cambria Math" w:hAnsi="Cambria Math" w:eastAsia="宋体"/>
+          <w:i/>
+          <w:color w:val="000000"/>
+          <w:sz w:val="21"/>
+        </w:rPr>
+        <w:t>L_1</w:t>
+      </w:r>
+      <w:r>
+        <w:rPr>
+          <w:rFonts w:ascii="Times New Roman" w:hAnsi="Times New Roman" w:eastAsia="宋体"/>
+          <w:color w:val="000000"/>
+          <w:sz w:val="21"/>
+        </w:rPr>
+        <w:t xml:space="preserve"> 惩罚</w:t>
+      </w:r>
+    </w:p>
+    <w:p>
+      <w:pPr>
+        <w:spacing w:before="80" w:after="80"/>
+        <w:jc w:val="center"/>
+      </w:pPr>
+      <w:r>
+        <w:rPr>
+          <w:rFonts w:ascii="Cambria Math" w:hAnsi="Cambria Math" w:eastAsia="宋体"/>
+          <w:i/>
+          <w:color w:val="000000"/>
+          <w:sz w:val="21"/>
+        </w:rPr>
+        <w:t>\|y-X\beta\|_2^2+\lambda\|\beta\|_1$$</w:t>
+        <w:br/>
+        <w:br/>
+        <w:t>可使部分系数为零，形成稀疏模型；在一组高度相关变量中，它可能任意选择其中一个，所选波长未必稳定。Elastic Net组合 $L_1$ 与 $L_2$，常能保留相关变量组。系数稀疏不自动等于化学机制，需通过重采样稳定性和谱带归属验证。</w:t>
+        <w:br/>
+        <w:br/>
+        <w:t>逻辑回归把线性得分映射为概率：</w:t>
+      </w:r>
+    </w:p>
+    <w:p>
+      <w:pPr>
+        <w:widowControl/>
+        <w:spacing w:line="288" w:lineRule="auto" w:before="0" w:after="0"/>
+        <w:ind w:firstLine="420"/>
+        <w:jc w:val="both"/>
+      </w:pPr>
+      <w:r>
+        <w:rPr>
+          <w:rFonts w:ascii="Times New Roman" w:hAnsi="Times New Roman" w:eastAsia="宋体"/>
+          <w:color w:val="000000"/>
+          <w:sz w:val="21"/>
+        </w:rPr>
+        <w:t>概率阈值不应固定为0.5。筛查任务可能重视灵敏度，确证任务可能重视特异度，应根据假阳性和假阴性的代价选择阈值。</w:t>
+      </w:r>
+    </w:p>
+    <w:p>
+      <w:pPr>
+        <w:pStyle w:val="2"/>
+        <w:keepNext/>
+        <w:pageBreakBefore w:val="0"/>
+        <w:spacing w:line="288" w:lineRule="auto" w:before="240" w:after="120"/>
+      </w:pPr>
+      <w:r>
+        <w:rPr>
+          <w:rFonts w:ascii="Times New Roman" w:hAnsi="Times New Roman" w:eastAsia="黑体"/>
+          <w:b/>
+          <w:color w:val="000000"/>
+          <w:sz w:val="28"/>
+        </w:rPr>
+        <w:t>4.4 核方法和高斯过程</w:t>
       </w:r>
     </w:p>
     <w:p>
       <w:pPr>
         <w:pStyle w:val="3"/>
-      </w:pPr>
-      <w:r>
-        <w:t>4.1.2 统计推断与预测建模</w:t>
-      </w:r>
-    </w:p>
-    <w:p>
-      <w:r>
-        <w:t>就“统计推断与预测建模”而言，在“统计学习的任务、经验、参数与泛化”中，统计推断与预测建模具体限定了具有重复、批次和化学空间结构的学习样本的一个技术接口。它必须被写成可检查的输入、变换和输出：输入保留样品与仪器条件，变换说明参数从何处估计，输出对应可观察量或候选判断；缺少任何一层，概念就无法进入实验和代码。</w:t>
-      </w:r>
-    </w:p>
-    <w:p>
-      <w:r>
-        <w:t>把“统计推断与预测建模”用于“统计学习的任务、经验、参数与泛化”时，本书用“比较随机划分与按化合物分组划分的性能差异”检验统计推断与预测建模。实现时遵循“以独立对象划分和朴素基线约束复杂模型”，先建立经典基线，再对参数敏感性、独立样品和失败对象进行检查。若结果只能在同批数据或单次划分中成立，应把它视为探索性现象而非稳定规律。在真实项目中，还应保存参数、软件版本和输入校验结果，以便定位变化来自样品还是计算。</w:t>
+        <w:keepNext/>
+        <w:pageBreakBefore w:val="0"/>
+        <w:spacing w:line="288" w:lineRule="auto" w:before="120" w:after="60"/>
+      </w:pPr>
+      <w:r>
+        <w:rPr>
+          <w:rFonts w:ascii="Times New Roman" w:hAnsi="Times New Roman" w:eastAsia="黑体"/>
+          <w:b/>
+          <w:color w:val="000000"/>
+          <w:sz w:val="24"/>
+        </w:rPr>
+        <w:t>4.4.1 支持向量机</w:t>
+      </w:r>
+    </w:p>
+    <w:p>
+      <w:pPr>
+        <w:widowControl/>
+        <w:spacing w:line="288" w:lineRule="auto" w:before="0" w:after="0"/>
+        <w:ind w:firstLine="420"/>
+        <w:jc w:val="both"/>
+      </w:pPr>
+      <w:r>
+        <w:rPr>
+          <w:rFonts w:ascii="Times New Roman" w:hAnsi="Times New Roman" w:eastAsia="宋体"/>
+          <w:color w:val="000000"/>
+          <w:sz w:val="21"/>
+        </w:rPr>
+        <w:t xml:space="preserve">支持向量分类寻找最大间隔边界，只有靠近边界的样品决定解。软间隔参数 </w:t>
+      </w:r>
+      <w:r>
+        <w:rPr>
+          <w:rFonts w:ascii="Cambria Math" w:hAnsi="Cambria Math" w:eastAsia="宋体"/>
+          <w:i/>
+          <w:color w:val="000000"/>
+          <w:sz w:val="21"/>
+        </w:rPr>
+        <w:t>C</w:t>
+      </w:r>
+      <w:r>
+        <w:rPr>
+          <w:rFonts w:ascii="Times New Roman" w:hAnsi="Times New Roman" w:eastAsia="宋体"/>
+          <w:color w:val="000000"/>
+          <w:sz w:val="21"/>
+        </w:rPr>
+        <w:t xml:space="preserve"> 控制误分类惩罚；</w:t>
+      </w:r>
+      <w:r>
+        <w:rPr>
+          <w:rFonts w:ascii="Cambria Math" w:hAnsi="Cambria Math" w:eastAsia="宋体"/>
+          <w:i/>
+          <w:color w:val="000000"/>
+          <w:sz w:val="21"/>
+        </w:rPr>
+        <w:t>C</w:t>
+      </w:r>
+      <w:r>
+        <w:rPr>
+          <w:rFonts w:ascii="Times New Roman" w:hAnsi="Times New Roman" w:eastAsia="宋体"/>
+          <w:color w:val="000000"/>
+          <w:sz w:val="21"/>
+        </w:rPr>
+        <w:t xml:space="preserve"> 大时拟合更紧，方差增大。核函数通过样品间相似度隐式表示非线性。RBF核</w:t>
+      </w:r>
+    </w:p>
+    <w:p>
+      <w:pPr>
+        <w:spacing w:before="80" w:after="80"/>
+        <w:jc w:val="center"/>
+      </w:pPr>
+      <w:r>
+        <w:rPr>
+          <w:rFonts w:ascii="Cambria Math" w:hAnsi="Cambria Math" w:eastAsia="宋体"/>
+          <w:i/>
+          <w:color w:val="000000"/>
+          <w:sz w:val="21"/>
+        </w:rPr>
+        <w:t>K(x_i,x_j)=\exp(-\gamma\|x_i-x_j\|^2)$$</w:t>
+        <w:br/>
+        <w:br/>
+        <w:t>中的 $\gamma$ 决定局部性。若变量未合理缩放，距离会被大尺度变量支配；若样品数很少，同时搜索很宽的 $C$ 和 $\gamma$ 网格，交叉验证容易选择偶然最优组合。</w:t>
+        <w:br/>
+        <w:br/>
+        <w:t>### 4.4.2 高斯过程回归</w:t>
+        <w:br/>
+        <w:br/>
+        <w:t>高斯过程把未知函数视为由核函数定义的函数分布：</w:t>
+      </w:r>
+    </w:p>
+    <w:p>
+      <w:pPr>
+        <w:widowControl/>
+        <w:spacing w:line="288" w:lineRule="auto" w:before="0" w:after="0"/>
+        <w:ind w:firstLine="420"/>
+        <w:jc w:val="both"/>
+      </w:pPr>
+      <w:r>
+        <w:rPr>
+          <w:rFonts w:ascii="Times New Roman" w:hAnsi="Times New Roman" w:eastAsia="宋体"/>
+          <w:color w:val="000000"/>
+          <w:sz w:val="21"/>
+        </w:rPr>
+        <w:t>给定观测后，模型对新点给出预测均值和方差。其优势不是天然“更准确”，而是把局部数据密度、噪声和核假设转化为不确定度，适合小样本和后续贝叶斯优化。标准高斯过程计算随样本数约呈立方增长，且预测方差只反映模型内部假设；在分布外区域，若核或噪声模型不当，也会过度自信。</w:t>
+      </w:r>
+    </w:p>
+    <w:p>
+      <w:pPr>
+        <w:pStyle w:val="2"/>
+        <w:keepNext/>
+        <w:pageBreakBefore w:val="0"/>
+        <w:spacing w:line="288" w:lineRule="auto" w:before="240" w:after="120"/>
+      </w:pPr>
+      <w:r>
+        <w:rPr>
+          <w:rFonts w:ascii="Times New Roman" w:hAnsi="Times New Roman" w:eastAsia="黑体"/>
+          <w:b/>
+          <w:color w:val="000000"/>
+          <w:sz w:val="28"/>
+        </w:rPr>
+        <w:t>4.5 树模型与集成学习</w:t>
+      </w:r>
+    </w:p>
+    <w:p>
+      <w:pPr>
+        <w:widowControl/>
+        <w:spacing w:line="288" w:lineRule="auto" w:before="0" w:after="0"/>
+        <w:ind w:firstLine="420"/>
+        <w:jc w:val="both"/>
+      </w:pPr>
+      <w:r>
+        <w:rPr>
+          <w:rFonts w:ascii="Times New Roman" w:hAnsi="Times New Roman" w:eastAsia="宋体"/>
+          <w:color w:val="000000"/>
+          <w:sz w:val="21"/>
+        </w:rPr>
+        <w:t>决策树通过特征阈值递归划分空间，可以表示非线性交互，但单树方差高。随机森林对自助样本和随机特征子集训练多棵树后平均，降低方差，适合中等规模表格数据。梯度提升逐步拟合当前残差，常有更高精度，但对学习率、树深和迭代数敏感。</w:t>
+      </w:r>
+    </w:p>
+    <w:p>
+      <w:pPr>
+        <w:widowControl/>
+        <w:spacing w:line="288" w:lineRule="auto" w:before="0" w:after="0"/>
+        <w:ind w:firstLine="420"/>
+        <w:jc w:val="both"/>
+      </w:pPr>
+      <w:r>
+        <w:rPr>
+          <w:rFonts w:ascii="Times New Roman" w:hAnsi="Times New Roman" w:eastAsia="宋体"/>
+          <w:color w:val="000000"/>
+          <w:sz w:val="21"/>
+        </w:rPr>
+        <w:t>对连续光谱，树模型把相邻波长视为独立候选阈值，可能忽略峰形连续性，也可能在许多高度相关波长间分散重要性。基于纯度下降的特征重要性偏向可分裂点多的变量；置换重要性在相关变量中又会低估单个变量，因为其信息可被邻近波长替代。解释应以波段或结构单元为单位，并通过干预或消融验证。</w:t>
+      </w:r>
+    </w:p>
+    <w:p>
+      <w:pPr>
+        <w:widowControl/>
+        <w:spacing w:line="288" w:lineRule="auto" w:before="0" w:after="0"/>
+        <w:ind w:firstLine="420"/>
+        <w:jc w:val="both"/>
+      </w:pPr>
+      <w:r>
+        <w:rPr>
+          <w:rFonts w:ascii="Times New Roman" w:hAnsi="Times New Roman" w:eastAsia="宋体"/>
+          <w:color w:val="000000"/>
+          <w:sz w:val="21"/>
+        </w:rPr>
+        <w:t xml:space="preserve">梯度提升模型可理解为在函数空间逐步纠正残差。第 </w:t>
+      </w:r>
+      <w:r>
+        <w:rPr>
+          <w:rFonts w:ascii="Cambria Math" w:hAnsi="Cambria Math" w:eastAsia="宋体"/>
+          <w:i/>
+          <w:color w:val="000000"/>
+          <w:sz w:val="21"/>
+        </w:rPr>
+        <w:t>m</w:t>
+      </w:r>
+      <w:r>
+        <w:rPr>
+          <w:rFonts w:ascii="Times New Roman" w:hAnsi="Times New Roman" w:eastAsia="宋体"/>
+          <w:color w:val="000000"/>
+          <w:sz w:val="21"/>
+        </w:rPr>
+        <w:t xml:space="preserve"> 棵树拟合前 </w:t>
+      </w:r>
+      <w:r>
+        <w:rPr>
+          <w:rFonts w:ascii="Cambria Math" w:hAnsi="Cambria Math" w:eastAsia="宋体"/>
+          <w:i/>
+          <w:color w:val="000000"/>
+          <w:sz w:val="21"/>
+        </w:rPr>
+        <w:t>m-1</w:t>
+      </w:r>
+      <w:r>
+        <w:rPr>
+          <w:rFonts w:ascii="Times New Roman" w:hAnsi="Times New Roman" w:eastAsia="宋体"/>
+          <w:color w:val="000000"/>
+          <w:sz w:val="21"/>
+        </w:rPr>
+        <w:t xml:space="preserve"> 棵树尚未解释的部分，学习率控制每一步修正幅度。较小学习率配合更多弱树通常更稳健，但必须用早停或交叉验证决定迭代次数。树深决定交互阶数：树桩主要表示加性效应，深树能够表示高阶交互，同时也更容易利用稀疏批次特征。</w:t>
+      </w:r>
+    </w:p>
+    <w:p>
+      <w:pPr>
+        <w:widowControl/>
+        <w:spacing w:line="288" w:lineRule="auto" w:before="0" w:after="0"/>
+        <w:ind w:firstLine="420"/>
+        <w:jc w:val="both"/>
+      </w:pPr>
+      <w:r>
+        <w:rPr>
+          <w:rFonts w:ascii="Times New Roman" w:hAnsi="Times New Roman" w:eastAsia="宋体"/>
+          <w:color w:val="000000"/>
+          <w:sz w:val="21"/>
+        </w:rPr>
+        <w:t>树模型特别适合样品元数据、理化指标和离散工艺条件构成的表格。对高分辨连续谱，可先按有意义波段汇总、用PCA/PLS得分表示，或采用能利用局部结构的一维卷积。算法与数据表示应匹配；把每个波长直接交给提升树并不能自动获得峰形知识。</w:t>
+      </w:r>
+    </w:p>
+    <w:p>
+      <w:pPr>
+        <w:pStyle w:val="2"/>
+        <w:keepNext/>
+        <w:pageBreakBefore w:val="0"/>
+        <w:spacing w:line="288" w:lineRule="auto" w:before="240" w:after="120"/>
+      </w:pPr>
+      <w:r>
+        <w:rPr>
+          <w:rFonts w:ascii="Times New Roman" w:hAnsi="Times New Roman" w:eastAsia="黑体"/>
+          <w:b/>
+          <w:color w:val="000000"/>
+          <w:sz w:val="28"/>
+        </w:rPr>
+        <w:t>4.6 评价指标和概率校准</w:t>
       </w:r>
     </w:p>
     <w:p>
       <w:pPr>
         <w:pStyle w:val="3"/>
-      </w:pPr>
-      <w:r>
-        <w:t>4.1.3 模型参数和超参数</w:t>
-      </w:r>
-    </w:p>
-    <w:p>
-      <w:r>
-        <w:t>就“模型参数和超参数”而言，在“统计学习的任务、经验、参数与泛化”中，模型参数和超参数具体限定了具有重复、批次和化学空间结构的学习样本的一个技术接口。它必须被写成可检查的输入、变换和输出：输入保留样品与仪器条件，变换说明参数从何处估计，输出对应可观察量或候选判断；缺少任何一层，概念就无法进入实验和代码。</w:t>
-      </w:r>
-    </w:p>
-    <w:p>
-      <w:r>
-        <w:t>把“模型参数和超参数”用于“统计学习的任务、经验、参数与泛化”时，本书用“比较随机划分与按化合物分组划分的性能差异”检验模型参数和超参数。实现时遵循“以独立对象划分和朴素基线约束复杂模型”，先建立经典基线，再对参数敏感性、独立样品和失败对象进行检查。若结果只能在同批数据或单次划分中成立，应把它视为探索性现象而非稳定规律。若该步骤改变了样品单位、统计独立性或物理峰形，必须在独立数据上重新证明其有效性。</w:t>
+        <w:keepNext/>
+        <w:pageBreakBefore w:val="0"/>
+        <w:spacing w:line="288" w:lineRule="auto" w:before="120" w:after="60"/>
+      </w:pPr>
+      <w:r>
+        <w:rPr>
+          <w:rFonts w:ascii="Times New Roman" w:hAnsi="Times New Roman" w:eastAsia="黑体"/>
+          <w:b/>
+          <w:color w:val="000000"/>
+          <w:sz w:val="24"/>
+        </w:rPr>
+        <w:t>4.6.1 回归</w:t>
+      </w:r>
+    </w:p>
+    <w:p>
+      <w:pPr>
+        <w:widowControl/>
+        <w:spacing w:line="288" w:lineRule="auto" w:before="0" w:after="0"/>
+        <w:ind w:firstLine="420"/>
+        <w:jc w:val="both"/>
+      </w:pPr>
+      <w:r>
+        <w:rPr>
+          <w:rFonts w:ascii="Times New Roman" w:hAnsi="Times New Roman" w:eastAsia="宋体"/>
+          <w:color w:val="000000"/>
+          <w:sz w:val="21"/>
+        </w:rPr>
+        <w:t>MAE对大误差的惩罚线性，RMSE对大误差更敏感；二者应使用原始分析单位报告。相对误差在接近零时不稳定。</w:t>
+      </w:r>
+      <w:r>
+        <w:rPr>
+          <w:rFonts w:ascii="Cambria Math" w:hAnsi="Cambria Math" w:eastAsia="宋体"/>
+          <w:i/>
+          <w:color w:val="000000"/>
+          <w:sz w:val="21"/>
+        </w:rPr>
+        <w:t>R^2</w:t>
+      </w:r>
+      <w:r>
+        <w:rPr>
+          <w:rFonts w:ascii="Times New Roman" w:hAnsi="Times New Roman" w:eastAsia="宋体"/>
+          <w:color w:val="000000"/>
+          <w:sz w:val="21"/>
+        </w:rPr>
+        <w:t xml:space="preserve"> 受目标范围影响，不能取代绝对误差。预测区间覆盖率和区间宽度应同时报告：过宽区间虽覆盖率高，却没有决策价值。</w:t>
+      </w:r>
+    </w:p>
+    <w:p>
+      <w:pPr>
+        <w:widowControl/>
+        <w:spacing w:line="288" w:lineRule="auto" w:before="0" w:after="0"/>
+        <w:ind w:firstLine="420"/>
+        <w:jc w:val="both"/>
+      </w:pPr>
+      <w:r>
+        <w:rPr>
+          <w:rFonts w:ascii="Times New Roman" w:hAnsi="Times New Roman" w:eastAsia="宋体"/>
+          <w:color w:val="000000"/>
+          <w:sz w:val="21"/>
+        </w:rPr>
+        <w:t>残差应按浓度、批次、仪器和时间分层。总体RMSE相同的两个模型，可能一个在低浓度区严重偏差，另一个误差均匀；用于检出限附近时，两者价值完全不同。</w:t>
       </w:r>
     </w:p>
     <w:p>
       <w:pPr>
         <w:pStyle w:val="3"/>
-      </w:pPr>
-      <w:r>
-        <w:t>4.1.4 偏差—方差权衡</w:t>
-      </w:r>
-    </w:p>
-    <w:p>
-      <w:r>
-        <w:t>就“偏差—方差权衡”而言，围绕“偏差—方差权衡”，随机误差反映重复测量的波动，系统偏差使结果稳定地偏离参照，不确定度则量化在现有知识下结果可能处于的范围。三者属于不同概念。高重复性不代表无偏，模型测试误差很低也不代表参照标签准确。</w:t>
-      </w:r>
-    </w:p>
-    <w:p>
-      <w:r>
-        <w:t>把“偏差—方差权衡”用于“统计学习的任务、经验、参数与泛化”时，在“统计学习的任务、经验、参数与泛化”的语境下，不确定度应沿采样、制样、校准、仪器、预处理和模型逐步传播。对于线性关系可使用一阶误差传播，对于明显非线性或参数相关的系统可使用蒙特卡洛抽样。报告时应给出覆盖概率、区间构造方法和适用条件，而不是只给一个小数位很多的点估计。读图或读指标时应返回原始数据抽查，避免把表示空间中的几何关系直接当成化学机制。</w:t>
+        <w:keepNext/>
+        <w:pageBreakBefore w:val="0"/>
+        <w:spacing w:line="288" w:lineRule="auto" w:before="120" w:after="60"/>
+      </w:pPr>
+      <w:r>
+        <w:rPr>
+          <w:rFonts w:ascii="Times New Roman" w:hAnsi="Times New Roman" w:eastAsia="黑体"/>
+          <w:b/>
+          <w:color w:val="000000"/>
+          <w:sz w:val="24"/>
+        </w:rPr>
+        <w:t>4.6.2 分类</w:t>
+      </w:r>
+    </w:p>
+    <w:p>
+      <w:pPr>
+        <w:widowControl/>
+        <w:spacing w:line="288" w:lineRule="auto" w:before="0" w:after="0"/>
+        <w:ind w:firstLine="420"/>
+        <w:jc w:val="both"/>
+      </w:pPr>
+      <w:r>
+        <w:rPr>
+          <w:rFonts w:ascii="Times New Roman" w:hAnsi="Times New Roman" w:eastAsia="宋体"/>
+          <w:color w:val="000000"/>
+          <w:sz w:val="21"/>
+        </w:rPr>
+        <w:t xml:space="preserve">准确率适合类别平衡且错误代价相近的任务。灵敏度 </w:t>
+      </w:r>
+      <w:r>
+        <w:rPr>
+          <w:rFonts w:ascii="Cambria Math" w:hAnsi="Cambria Math" w:eastAsia="宋体"/>
+          <w:i/>
+          <w:color w:val="000000"/>
+          <w:sz w:val="21"/>
+        </w:rPr>
+        <w:t>TP/(TP+FN)</w:t>
+      </w:r>
+      <w:r>
+        <w:rPr>
+          <w:rFonts w:ascii="Times New Roman" w:hAnsi="Times New Roman" w:eastAsia="宋体"/>
+          <w:color w:val="000000"/>
+          <w:sz w:val="21"/>
+        </w:rPr>
+        <w:t xml:space="preserve"> 描述检出阳性的能力，特异度 </w:t>
+      </w:r>
+      <w:r>
+        <w:rPr>
+          <w:rFonts w:ascii="Cambria Math" w:hAnsi="Cambria Math" w:eastAsia="宋体"/>
+          <w:i/>
+          <w:color w:val="000000"/>
+          <w:sz w:val="21"/>
+        </w:rPr>
+        <w:t>TN/(TN+FP)</w:t>
+      </w:r>
+      <w:r>
+        <w:rPr>
+          <w:rFonts w:ascii="Times New Roman" w:hAnsi="Times New Roman" w:eastAsia="宋体"/>
+          <w:color w:val="000000"/>
+          <w:sz w:val="21"/>
+        </w:rPr>
+        <w:t xml:space="preserve"> 描述排除阴性的能力。ROC-AUC总结不同阈值下的排序，但类别极不平衡时PR-AUC更能反映阳性预测质量。</w:t>
+      </w:r>
+    </w:p>
+    <w:p>
+      <w:pPr>
+        <w:widowControl/>
+        <w:spacing w:line="288" w:lineRule="auto" w:before="0" w:after="0"/>
+        <w:ind w:firstLine="420"/>
+        <w:jc w:val="both"/>
+      </w:pPr>
+      <w:r>
+        <w:rPr>
+          <w:rFonts w:ascii="Times New Roman" w:hAnsi="Times New Roman" w:eastAsia="宋体"/>
+          <w:color w:val="000000"/>
+          <w:sz w:val="21"/>
+        </w:rPr>
+        <w:t>分类器输出0.9不一定意味着90%的样品正确。可靠性图和Brier分数用于评估概率校准。温度缩放、Platt缩放和保序回归可以校准概率，但校准器同样必须在独立验证数据上拟合。</w:t>
       </w:r>
     </w:p>
     <w:p>
       <w:pPr>
         <w:pStyle w:val="3"/>
-      </w:pPr>
-      <w:r>
-        <w:t>4.1.5 训练误差与泛化误差</w:t>
-      </w:r>
-    </w:p>
-    <w:p>
-      <w:r>
-        <w:t>就“训练误差与泛化误差”而言，围绕“训练误差与泛化误差”，随机误差反映重复测量的波动，系统偏差使结果稳定地偏离参照，不确定度则量化在现有知识下结果可能处于的范围。三者属于不同概念。高重复性不代表无偏，模型测试误差很低也不代表参照标签准确。</w:t>
-      </w:r>
-    </w:p>
-    <w:p>
-      <w:r>
-        <w:t>把“训练误差与泛化误差”用于“统计学习的任务、经验、参数与泛化”时，在“统计学习的任务、经验、参数与泛化”的语境下，不确定度应沿采样、制样、校准、仪器、预处理和模型逐步传播。对于线性关系可使用一阶误差传播，对于明显非线性或参数相关的系统可使用蒙特卡洛抽样。报告时应给出覆盖概率、区间构造方法和适用条件，而不是只给一个小数位很多的点估计。最终报告需要给出适用范围和拒绝条件，使方法在证据不足时能够停止输出。</w:t>
+        <w:keepNext/>
+        <w:pageBreakBefore w:val="0"/>
+        <w:spacing w:line="288" w:lineRule="auto" w:before="120" w:after="60"/>
+      </w:pPr>
+      <w:r>
+        <w:rPr>
+          <w:rFonts w:ascii="Times New Roman" w:hAnsi="Times New Roman" w:eastAsia="黑体"/>
+          <w:b/>
+          <w:color w:val="000000"/>
+          <w:sz w:val="24"/>
+        </w:rPr>
+        <w:t>4.6.3 不确定度的来源与覆盖检验</w:t>
+      </w:r>
+    </w:p>
+    <w:p>
+      <w:pPr>
+        <w:widowControl/>
+        <w:spacing w:line="288" w:lineRule="auto" w:before="0" w:after="0"/>
+        <w:ind w:firstLine="420"/>
+        <w:jc w:val="both"/>
+      </w:pPr>
+      <w:r>
+        <w:rPr>
+          <w:rFonts w:ascii="Times New Roman" w:hAnsi="Times New Roman" w:eastAsia="宋体"/>
+          <w:color w:val="000000"/>
+          <w:sz w:val="21"/>
+        </w:rPr>
+        <w:t>预测不确定度至少包括两类。偶然不确定度来自测量噪声和样品本身不可分辨的变化，即使有无限数据也不能完全消除；认知不确定度来自模型参数和训练域覆盖不足，可通过增加有信息的样品降低。重复测量可以估计前者，模型集成、贝叶斯模型或重采样可近似后者。只报告神经网络softmax概率，通常不能区分两者。</w:t>
+      </w:r>
+    </w:p>
+    <w:p>
+      <w:pPr>
+        <w:widowControl/>
+        <w:spacing w:line="288" w:lineRule="auto" w:before="0" w:after="0"/>
+        <w:ind w:firstLine="420"/>
+        <w:jc w:val="both"/>
+      </w:pPr>
+      <w:r>
+        <w:rPr>
+          <w:rFonts w:ascii="Times New Roman" w:hAnsi="Times New Roman" w:eastAsia="宋体"/>
+          <w:color w:val="000000"/>
+          <w:sz w:val="21"/>
+        </w:rPr>
+        <w:t>回归预测区间应在独立数据上检查经验覆盖率。例如标称95%的区间若只覆盖80%的外部样品，说明不确定度被低估；若覆盖接近100%但区间极宽，模型对决策帮助有限。除覆盖率外，还应按浓度、基质和仪器分层检查区间宽度。共形预测可在较弱分布假设下构造有限样本覆盖保证，但其保证依赖校准样品与未来样品可交换；遇到明显分布漂移时仍会失效。</w:t>
+      </w:r>
+    </w:p>
+    <w:p>
+      <w:pPr>
+        <w:widowControl/>
+        <w:spacing w:line="288" w:lineRule="auto" w:before="0" w:after="0"/>
+        <w:ind w:firstLine="420"/>
+        <w:jc w:val="both"/>
+      </w:pPr>
+      <w:r>
+        <w:rPr>
+          <w:rFonts w:ascii="Times New Roman" w:hAnsi="Times New Roman" w:eastAsia="宋体"/>
+          <w:color w:val="000000"/>
+          <w:sz w:val="21"/>
+        </w:rPr>
+        <w:t>不确定度不是装饰性误差条，而应进入决策。筛查系统可规定：只有当阳性概率和适用域判据同时达到阈值时自动报告，否则转入复测；定量系统可在区间跨越法规限值时触发确证方法。这样，模型能够承认“不知道”，而不是被迫对每个样品给出确定答案。</w:t>
+      </w:r>
+    </w:p>
+    <w:p>
+      <w:pPr>
+        <w:pStyle w:val="3"/>
+        <w:keepNext/>
+        <w:pageBreakBefore w:val="0"/>
+        <w:spacing w:line="288" w:lineRule="auto" w:before="120" w:after="60"/>
+      </w:pPr>
+      <w:r>
+        <w:rPr>
+          <w:rFonts w:ascii="Times New Roman" w:hAnsi="Times New Roman" w:eastAsia="黑体"/>
+          <w:b/>
+          <w:color w:val="000000"/>
+          <w:sz w:val="24"/>
+        </w:rPr>
+        <w:t>4.6.4 适用域与分布外检测</w:t>
+      </w:r>
+    </w:p>
+    <w:p>
+      <w:pPr>
+        <w:widowControl/>
+        <w:spacing w:line="288" w:lineRule="auto" w:before="0" w:after="0"/>
+        <w:ind w:firstLine="420"/>
+        <w:jc w:val="both"/>
+      </w:pPr>
+      <w:r>
+        <w:rPr>
+          <w:rFonts w:ascii="Times New Roman" w:hAnsi="Times New Roman" w:eastAsia="宋体"/>
+          <w:color w:val="000000"/>
+          <w:sz w:val="21"/>
+        </w:rPr>
+        <w:t xml:space="preserve">适用域描述模型被哪些样品支持。在线性潜变量模型中，可同时考察得分空间的Hotelling </w:t>
+      </w:r>
+      <w:r>
+        <w:rPr>
+          <w:rFonts w:ascii="Cambria Math" w:hAnsi="Cambria Math" w:eastAsia="宋体"/>
+          <w:i/>
+          <w:color w:val="000000"/>
+          <w:sz w:val="21"/>
+        </w:rPr>
+        <w:t>T^2</w:t>
+      </w:r>
+      <w:r>
+        <w:rPr>
+          <w:rFonts w:ascii="Times New Roman" w:hAnsi="Times New Roman" w:eastAsia="宋体"/>
+          <w:color w:val="000000"/>
+          <w:sz w:val="21"/>
+        </w:rPr>
+        <w:t xml:space="preserve"> 和重构Q残差：前者表示样品在已建模方向上是否极端，后者表示是否包含未被模型表示的新结构。二者互补；一个样品可以得分不极端却有很大残差，说明它具有新的谱形。</w:t>
+      </w:r>
+    </w:p>
+    <w:p>
+      <w:pPr>
+        <w:widowControl/>
+        <w:spacing w:line="288" w:lineRule="auto" w:before="0" w:after="0"/>
+        <w:ind w:firstLine="420"/>
+        <w:jc w:val="both"/>
+      </w:pPr>
+      <w:r>
+        <w:rPr>
+          <w:rFonts w:ascii="Times New Roman" w:hAnsi="Times New Roman" w:eastAsia="宋体"/>
+          <w:color w:val="000000"/>
+          <w:sz w:val="21"/>
+        </w:rPr>
+        <w:t>现代分布外检测可使用特征空间距离、密度估计、深度集成分歧或能量分数，但没有一种指标对所有新域可靠。距离还受缩放和高维集中影响。适用域阈值应由保留数据和已知挑战样品确定，并报告拒绝率与拒绝后错误率。一个高拒绝率系统可能很安全，却几乎不能处理真实样品；因此覆盖范围与准确性必须共同评价。</w:t>
       </w:r>
     </w:p>
     <w:p>
       <w:pPr>
         <w:pStyle w:val="2"/>
-      </w:pPr>
-      <w:r>
-        <w:t>4.2 监督、无监督、半监督与自监督学习</w:t>
-      </w:r>
-    </w:p>
-    <w:p>
-      <w:r>
-        <w:t>本节围绕“监督、无监督、半监督与自监督学习”展开。分析对象是具有重复、批次和化学空间结构的学习样本，核心不是罗列名词，而是说明监督学习：分类与回归、无监督学习：聚类与降维、半监督与弱监督学习、自监督表示学习怎样进入同一条测量与推断链。读者首先要辨认哪些量来自真实样品，哪些量由仪器转换得到，哪些量由算法估计；三类量若混在一起，模型精度就很难被解释。</w:t>
-      </w:r>
-    </w:p>
-    <w:p>
-      <w:r>
-        <w:t>在“监督、无监督、半监督与自监督学习”中，技术路线遵循“以独立对象划分和朴素基线约束复杂模型”。具体计算从可诊断的经典基线开始，再增加本节所需的非线性、结构先验或不确定度组件。新增组件必须回答一个明确问题，并在相同数据边界下与基线比较；只有平均分提高而误差结构没有改善，不能构成采用复杂模型的充分理由。</w:t>
-      </w:r>
-    </w:p>
-    <w:p>
-      <w:r>
-        <w:t>本节把“比较随机划分与按化合物分组划分的性能差异”落实到迁移、少样本和在线学习这一检查点。验证时保留与未来使用条件一致的独立对象，检查坐标轴、单位、样品身份、批次、参数来源和失败样本。由此得到的结论才可用于下一步测量或实验，而不是停留在一张看似分离良好的图上。</w:t>
+        <w:keepNext/>
+        <w:pageBreakBefore w:val="0"/>
+        <w:spacing w:line="288" w:lineRule="auto" w:before="240" w:after="120"/>
+      </w:pPr>
+      <w:r>
+        <w:rPr>
+          <w:rFonts w:ascii="Times New Roman" w:hAnsi="Times New Roman" w:eastAsia="黑体"/>
+          <w:b/>
+          <w:color w:val="000000"/>
+          <w:sz w:val="28"/>
+        </w:rPr>
+        <w:t>4.7 可解释性：贡献不等于因果</w:t>
+      </w:r>
+    </w:p>
+    <w:p>
+      <w:pPr>
+        <w:widowControl/>
+        <w:spacing w:line="288" w:lineRule="auto" w:before="0" w:after="0"/>
+        <w:ind w:firstLine="420"/>
+        <w:jc w:val="both"/>
+      </w:pPr>
+      <w:r>
+        <w:rPr>
+          <w:rFonts w:ascii="Times New Roman" w:hAnsi="Times New Roman" w:eastAsia="宋体"/>
+          <w:color w:val="000000"/>
+          <w:sz w:val="21"/>
+        </w:rPr>
+        <w:t>线性系数、树重要性、SHAP和显著性图都回答“在当前模型中，哪些输入改变了预测”，而不是“哪些变量在化学上导致了结果”。当批次与类别相关时，解释方法会忠实指出批次特征，因为模型确实依赖它。注意力权重也不是机制证明。</w:t>
+      </w:r>
+    </w:p>
+    <w:p>
+      <w:pPr>
+        <w:widowControl/>
+        <w:spacing w:line="288" w:lineRule="auto" w:before="0" w:after="0"/>
+        <w:ind w:firstLine="420"/>
+        <w:jc w:val="both"/>
+      </w:pPr>
+      <w:r>
+        <w:rPr>
+          <w:rFonts w:ascii="Times New Roman" w:hAnsi="Times New Roman" w:eastAsia="宋体"/>
+          <w:color w:val="000000"/>
+          <w:sz w:val="21"/>
+        </w:rPr>
+        <w:t>可信解释至少经过三层检查：统计稳定性，即不同重采样和随机种子下解释是否一致；化学合理性，即重要波段是否对应可能的振动、吸收或反应过程；干预验证，即遮蔽、置换或独立改变该因素时预测是否按预期变化。若解释只在训练数据上成立，不应将其写成机理。</w:t>
       </w:r>
     </w:p>
     <w:p>
       <w:pPr>
         <w:pStyle w:val="3"/>
-      </w:pPr>
-      <w:r>
-        <w:t>4.2.1 监督学习：分类与回归</w:t>
-      </w:r>
-    </w:p>
-    <w:p>
-      <w:r>
-        <w:t>就“监督学习：分类与回归”而言，在“监督、无监督、半监督与自监督学习”中，监督学习：分类与回归具体限定了具有重复、批次和化学空间结构的学习样本的一个技术接口。它必须被写成可检查的输入、变换和输出：输入保留样品与仪器条件，变换说明参数从何处估计，输出对应可观察量或候选判断；缺少任何一层，概念就无法进入实验和代码。</w:t>
-      </w:r>
-    </w:p>
-    <w:p>
-      <w:r>
-        <w:t>把“监督学习：分类与回归”用于“监督、无监督、半监督与自监督学习”时，本书用“比较随机划分与按化合物分组划分的性能差异”检验监督学习：分类与回归。实现时遵循“以独立对象划分和朴素基线约束复杂模型”，先建立经典基线，再对参数敏感性、独立样品和失败对象进行检查。若结果只能在同批数据或单次划分中成立，应把它视为探索性现象而非稳定规律。教学上应把该概念落实为可观察变量、可运行程序和可反驳检验三层。</w:t>
+        <w:keepNext/>
+        <w:pageBreakBefore w:val="0"/>
+        <w:spacing w:line="288" w:lineRule="auto" w:before="120" w:after="60"/>
+      </w:pPr>
+      <w:r>
+        <w:rPr>
+          <w:rFonts w:ascii="Times New Roman" w:hAnsi="Times New Roman" w:eastAsia="黑体"/>
+          <w:b/>
+          <w:color w:val="000000"/>
+          <w:sz w:val="24"/>
+        </w:rPr>
+        <w:t>4.7.1 从模型解释走向反事实检验</w:t>
+      </w:r>
+    </w:p>
+    <w:p>
+      <w:pPr>
+        <w:widowControl/>
+        <w:spacing w:line="288" w:lineRule="auto" w:before="0" w:after="0"/>
+        <w:ind w:firstLine="420"/>
+        <w:jc w:val="both"/>
+      </w:pPr>
+      <w:r>
+        <w:rPr>
+          <w:rFonts w:ascii="Times New Roman" w:hAnsi="Times New Roman" w:eastAsia="宋体"/>
+          <w:color w:val="000000"/>
+          <w:sz w:val="21"/>
+        </w:rPr>
+        <w:t>反事实问题是：在保持其他条件尽可能不变时，只改变某一化学因素，预测是否作出合理响应。对光谱分类，可在相同仪器、容器和批次下制备一系列只改变目标组分浓度的样品；对成像模型，可替换背景而保留目标区域；对分子模型，可构造成对结构变化。若预测随非目标背景改变而大幅波动，就暴露了捷径特征。</w:t>
+      </w:r>
+    </w:p>
+    <w:p>
+      <w:pPr>
+        <w:widowControl/>
+        <w:spacing w:line="288" w:lineRule="auto" w:before="0" w:after="0"/>
+        <w:ind w:firstLine="420"/>
+        <w:jc w:val="both"/>
+      </w:pPr>
+      <w:r>
+        <w:rPr>
+          <w:rFonts w:ascii="Times New Roman" w:hAnsi="Times New Roman" w:eastAsia="宋体"/>
+          <w:color w:val="000000"/>
+          <w:sz w:val="21"/>
+        </w:rPr>
+        <w:t>数学遮蔽也应尊重信号结构。把单个波长设为零会产生训练数据中从未出现的尖锐缺口，得到的归因可能只是对伪影的响应。更合理的方法是遮蔽完整谱带、用局部基线或条件生成模型填补，并与实验干预比较。解释方法若不能预测真实干预结果，只能作为模型调试线索。</w:t>
+      </w:r>
+    </w:p>
+    <w:p>
+      <w:pPr>
+        <w:widowControl/>
+        <w:spacing w:line="288" w:lineRule="auto" w:before="0" w:after="0"/>
+        <w:ind w:firstLine="420"/>
+        <w:jc w:val="both"/>
+      </w:pPr>
+      <w:r>
+        <w:rPr>
+          <w:rFonts w:ascii="Times New Roman" w:hAnsi="Times New Roman" w:eastAsia="宋体"/>
+          <w:color w:val="000000"/>
+          <w:sz w:val="21"/>
+        </w:rPr>
+        <w:t>因果判断还需要区分中介和混杂。例如样品粒径既影响散射又与生产批次相关；模型依赖散射可能是利用真实粒径信息，也可能是借粒径识别批次。是否应去除散射取决于任务：若预测粒径相关性质，它可能是有效信号；若识别化学组成，它可能是干扰。所谓“去批次”不是纯数学选择，而是对目标因果关系的声明。</w:t>
+      </w:r>
+    </w:p>
+    <w:p>
+      <w:pPr>
+        <w:pStyle w:val="2"/>
+        <w:keepNext/>
+        <w:pageBreakBefore w:val="0"/>
+        <w:spacing w:line="288" w:lineRule="auto" w:before="240" w:after="120"/>
+      </w:pPr>
+      <w:r>
+        <w:rPr>
+          <w:rFonts w:ascii="Times New Roman" w:hAnsi="Times New Roman" w:eastAsia="黑体"/>
+          <w:b/>
+          <w:color w:val="000000"/>
+          <w:sz w:val="28"/>
+        </w:rPr>
+        <w:t>4.8 贯穿案例：跨仪器拉曼矿物识别</w:t>
+      </w:r>
+    </w:p>
+    <w:p>
+      <w:pPr>
+        <w:widowControl/>
+        <w:spacing w:line="288" w:lineRule="auto" w:before="0" w:after="0"/>
+        <w:ind w:firstLine="420"/>
+        <w:jc w:val="both"/>
+      </w:pPr>
+      <w:r>
+        <w:rPr>
+          <w:rFonts w:ascii="Times New Roman" w:hAnsi="Times New Roman" w:eastAsia="宋体"/>
+          <w:color w:val="000000"/>
+          <w:sz w:val="21"/>
+        </w:rPr>
+        <w:t>任务是用A仪器的矿物拉曼谱训练分类器，并应用到B仪器。随机混合两台仪器再划分会高估性能，因此开发阶段以矿物样品分组，最终整台B仪器留出。原始谱先用标准硅片检查波数轴，再比较基线校正和强度归一化。PCA用于观察仪器差异是否大于类别差异。</w:t>
+      </w:r>
+    </w:p>
+    <w:p>
+      <w:pPr>
+        <w:widowControl/>
+        <w:spacing w:line="288" w:lineRule="auto" w:before="0" w:after="0"/>
+        <w:ind w:firstLine="420"/>
+        <w:jc w:val="both"/>
+      </w:pPr>
+      <w:r>
+        <w:rPr>
+          <w:rFonts w:ascii="Times New Roman" w:hAnsi="Times New Roman" w:eastAsia="宋体"/>
+          <w:color w:val="000000"/>
+          <w:sz w:val="21"/>
+        </w:rPr>
+        <w:t>建立相关系数最近邻、PCA-LDA、RBF-SVM和一维卷积网络四级模型。若卷积网络在A仪器内部最好，但跨仪器显著下降，而PCA-LDA下降较小，说明高容量模型利用了仪器特征。此时首要措施是波数/分辨率标准化和域覆盖，而不是继续加深网络。评价除宏平均F1外，还应列出各矿物混淆、适用域外拒绝率和校准后置信度。真正有用的系统允许把未知或低置信样品送回谱库和人工确认。</w:t>
+      </w:r>
+    </w:p>
+    <w:p>
+      <w:pPr>
+        <w:widowControl/>
+        <w:spacing w:line="288" w:lineRule="auto" w:before="0" w:after="0"/>
+        <w:ind w:firstLine="420"/>
+        <w:jc w:val="both"/>
+      </w:pPr>
+      <w:r>
+        <w:rPr>
+          <w:rFonts w:ascii="Times New Roman" w:hAnsi="Times New Roman" w:eastAsia="宋体"/>
+          <w:color w:val="000000"/>
+          <w:sz w:val="21"/>
+        </w:rPr>
+        <w:t>误差分析应进一步回到原始谱。若石英与长石混淆集中在弱峰区，检查仪器分辨率和基线；若某些矿物在B仪器上整体低置信，比较标准物质峰位与响应函数；若错误只来自少数产地，检查是否存在固溶体或杂质导致的真实谱形连续变化。最终改进可能是增加特定产地样品、调整分辨率标准化或把分类改为层级任务，而不是更换分类器。</w:t>
+      </w:r>
+    </w:p>
+    <w:p>
+      <w:pPr>
+        <w:widowControl/>
+        <w:spacing w:line="288" w:lineRule="auto" w:before="0" w:after="0"/>
+        <w:ind w:firstLine="420"/>
+        <w:jc w:val="both"/>
+      </w:pPr>
+      <w:r>
+        <w:rPr>
+          <w:rFonts w:ascii="Times New Roman" w:hAnsi="Times New Roman" w:eastAsia="宋体"/>
+          <w:color w:val="000000"/>
+          <w:sz w:val="21"/>
+        </w:rPr>
+        <w:t>部署时保留三道门：第一道用质量控制谱判断仪器是否处于校准状态；第二道用适用域判断输入是否由训练数据覆盖；第三道用校准概率和错误代价决定自动判别或转人工。只有把测量状态、域覆盖和预测置信度分开，才能知道一次拒绝究竟是仪器故障、未知矿物还是类别边界模糊。</w:t>
+      </w:r>
+    </w:p>
+    <w:p>
+      <w:pPr>
+        <w:pStyle w:val="2"/>
+        <w:keepNext/>
+        <w:pageBreakBefore w:val="0"/>
+        <w:spacing w:line="288" w:lineRule="auto" w:before="240" w:after="120"/>
+      </w:pPr>
+      <w:r>
+        <w:rPr>
+          <w:rFonts w:ascii="Times New Roman" w:hAnsi="Times New Roman" w:eastAsia="黑体"/>
+          <w:b/>
+          <w:color w:val="000000"/>
+          <w:sz w:val="28"/>
+        </w:rPr>
+        <w:t>【本章小结】</w:t>
+      </w:r>
+    </w:p>
+    <w:p>
+      <w:pPr>
+        <w:widowControl/>
+        <w:spacing w:line="288" w:lineRule="auto" w:before="0" w:after="0"/>
+        <w:ind w:firstLine="420"/>
+        <w:jc w:val="both"/>
+      </w:pPr>
+      <w:r>
+        <w:rPr>
+          <w:rFonts w:ascii="Times New Roman" w:hAnsi="Times New Roman" w:eastAsia="宋体"/>
+          <w:color w:val="000000"/>
+          <w:sz w:val="21"/>
+        </w:rPr>
+        <w:t>机器学习扩展了化学计量学的函数表达能力，却没有取消其测量学前提。正确的数据划分、透明基线、嵌套选择、外部验证和失效分析，比模型名称更能决定结果。线性模型适合解释和小样本，核方法表示平滑非线性，树模型擅长表格交互，高斯过程提供模型内不确定度；它们的选择应由数据结构和部署条件决定。可解释方法只能描述模型依赖，化学机制仍需实验干预。</w:t>
+      </w:r>
+    </w:p>
+    <w:p>
+      <w:pPr>
+        <w:pStyle w:val="2"/>
+        <w:keepNext/>
+        <w:pageBreakBefore w:val="0"/>
+        <w:spacing w:line="288" w:lineRule="auto" w:before="240" w:after="120"/>
+      </w:pPr>
+      <w:r>
+        <w:rPr>
+          <w:rFonts w:ascii="Times New Roman" w:hAnsi="Times New Roman" w:eastAsia="黑体"/>
+          <w:b/>
+          <w:color w:val="000000"/>
+          <w:sz w:val="28"/>
+        </w:rPr>
+        <w:t>【思考题与习题】</w:t>
       </w:r>
     </w:p>
     <w:p>
       <w:pPr>
         <w:pStyle w:val="3"/>
-      </w:pPr>
-      <w:r>
-        <w:t>4.2.2 无监督学习：聚类与降维</w:t>
-      </w:r>
-    </w:p>
-    <w:p>
-      <w:r>
-        <w:t>就“无监督学习：聚类与降维”而言，在“监督、无监督、半监督与自监督学习”中，无监督学习：聚类与降维具体限定了具有重复、批次和化学空间结构的学习样本的一个技术接口。它必须被写成可检查的输入、变换和输出：输入保留样品与仪器条件，变换说明参数从何处估计，输出对应可观察量或候选判断；缺少任何一层，概念就无法进入实验和代码。</w:t>
-      </w:r>
-    </w:p>
-    <w:p>
-      <w:r>
-        <w:t>把“无监督学习：聚类与降维”用于“监督、无监督、半监督与自监督学习”时，本书用“比较随机划分与按化合物分组划分的性能差异”检验无监督学习：聚类与降维。实现时遵循“以独立对象划分和朴素基线约束复杂模型”，先建立经典基线，再对参数敏感性、独立样品和失败对象进行检查。若结果只能在同批数据或单次划分中成立，应把它视为探索性现象而非稳定规律。在真实项目中，还应保存参数、软件版本和输入校验结果，以便定位变化来自样品还是计算。</w:t>
+        <w:keepNext/>
+        <w:pageBreakBefore w:val="0"/>
+        <w:spacing w:line="288" w:lineRule="auto" w:before="120" w:after="60"/>
+      </w:pPr>
+      <w:r>
+        <w:rPr>
+          <w:rFonts w:ascii="Times New Roman" w:hAnsi="Times New Roman" w:eastAsia="黑体"/>
+          <w:b/>
+          <w:color w:val="000000"/>
+          <w:sz w:val="24"/>
+        </w:rPr>
+        <w:t>基础题（60%）</w:t>
+      </w:r>
+    </w:p>
+    <w:p>
+      <w:pPr>
+        <w:widowControl/>
+        <w:spacing w:line="288" w:lineRule="auto" w:before="0" w:after="0"/>
+        <w:ind w:left="420" w:hanging="420"/>
+        <w:jc w:val="left"/>
+      </w:pPr>
+      <w:r>
+        <w:rPr>
+          <w:rFonts w:ascii="Times New Roman" w:hAnsi="Times New Roman" w:eastAsia="宋体"/>
+          <w:color w:val="000000"/>
+          <w:sz w:val="21"/>
+        </w:rPr>
+        <w:t>1. 为什么在全数据上标准化后再交叉验证属于信息泄漏？</w:t>
+      </w:r>
+    </w:p>
+    <w:p>
+      <w:pPr>
+        <w:widowControl/>
+        <w:spacing w:line="288" w:lineRule="auto" w:before="0" w:after="0"/>
+        <w:ind w:left="420" w:hanging="420"/>
+        <w:jc w:val="left"/>
+      </w:pPr>
+      <w:r>
+        <w:rPr>
+          <w:rFonts w:ascii="Times New Roman" w:hAnsi="Times New Roman" w:eastAsia="宋体"/>
+          <w:color w:val="000000"/>
+          <w:sz w:val="21"/>
+        </w:rPr>
+        <w:t>2. 比较Ridge、LASSO和Elastic Net在高度相关光谱变量上的行为。</w:t>
+      </w:r>
+    </w:p>
+    <w:p>
+      <w:pPr>
+        <w:widowControl/>
+        <w:spacing w:line="288" w:lineRule="auto" w:before="0" w:after="0"/>
+        <w:ind w:left="420" w:hanging="420"/>
+        <w:jc w:val="left"/>
+      </w:pPr>
+      <w:r>
+        <w:rPr>
+          <w:rFonts w:ascii="Times New Roman" w:hAnsi="Times New Roman" w:eastAsia="宋体"/>
+          <w:color w:val="000000"/>
+          <w:sz w:val="21"/>
+        </w:rPr>
+        <w:t xml:space="preserve">3. 解释SVM中 </w:t>
+      </w:r>
+      <w:r>
+        <w:rPr>
+          <w:rFonts w:ascii="Cambria Math" w:hAnsi="Cambria Math" w:eastAsia="宋体"/>
+          <w:i/>
+          <w:color w:val="000000"/>
+          <w:sz w:val="21"/>
+        </w:rPr>
+        <w:t>C</w:t>
+      </w:r>
+      <w:r>
+        <w:rPr>
+          <w:rFonts w:ascii="Times New Roman" w:hAnsi="Times New Roman" w:eastAsia="宋体"/>
+          <w:color w:val="000000"/>
+          <w:sz w:val="21"/>
+        </w:rPr>
+        <w:t xml:space="preserve"> 和RBF核 </w:t>
+      </w:r>
+      <w:r>
+        <w:rPr>
+          <w:rFonts w:ascii="Cambria Math" w:hAnsi="Cambria Math" w:eastAsia="宋体"/>
+          <w:i/>
+          <w:color w:val="000000"/>
+          <w:sz w:val="21"/>
+        </w:rPr>
+        <w:t>\gamma</w:t>
+      </w:r>
+      <w:r>
+        <w:rPr>
+          <w:rFonts w:ascii="Times New Roman" w:hAnsi="Times New Roman" w:eastAsia="宋体"/>
+          <w:color w:val="000000"/>
+          <w:sz w:val="21"/>
+        </w:rPr>
+        <w:t xml:space="preserve"> 的作用。</w:t>
+      </w:r>
+    </w:p>
+    <w:p>
+      <w:pPr>
+        <w:widowControl/>
+        <w:spacing w:line="288" w:lineRule="auto" w:before="0" w:after="0"/>
+        <w:ind w:left="420" w:hanging="420"/>
+        <w:jc w:val="left"/>
+      </w:pPr>
+      <w:r>
+        <w:rPr>
+          <w:rFonts w:ascii="Times New Roman" w:hAnsi="Times New Roman" w:eastAsia="宋体"/>
+          <w:color w:val="000000"/>
+          <w:sz w:val="21"/>
+        </w:rPr>
+        <w:t>4. 为什么高AUC不保证输出概率可靠？</w:t>
       </w:r>
     </w:p>
     <w:p>
       <w:pPr>
         <w:pStyle w:val="3"/>
-      </w:pPr>
-      <w:r>
-        <w:t>4.2.3 半监督与弱监督学习</w:t>
-      </w:r>
-    </w:p>
-    <w:p>
-      <w:r>
-        <w:t>就“半监督与弱监督学习”而言，在“监督、无监督、半监督与自监督学习”中，半监督与弱监督学习具体限定了具有重复、批次和化学空间结构的学习样本的一个技术接口。它必须被写成可检查的输入、变换和输出：输入保留样品与仪器条件，变换说明参数从何处估计，输出对应可观察量或候选判断；缺少任何一层，概念就无法进入实验和代码。</w:t>
-      </w:r>
-    </w:p>
-    <w:p>
-      <w:r>
-        <w:t>把“半监督与弱监督学习”用于“监督、无监督、半监督与自监督学习”时，本书用“比较随机划分与按化合物分组划分的性能差异”检验半监督与弱监督学习。实现时遵循“以独立对象划分和朴素基线约束复杂模型”，先建立经典基线，再对参数敏感性、独立样品和失败对象进行检查。若结果只能在同批数据或单次划分中成立，应把它视为探索性现象而非稳定规律。若该步骤改变了样品单位、统计独立性或物理峰形，必须在独立数据上重新证明其有效性。</w:t>
+        <w:keepNext/>
+        <w:pageBreakBefore w:val="0"/>
+        <w:spacing w:line="288" w:lineRule="auto" w:before="120" w:after="60"/>
+      </w:pPr>
+      <w:r>
+        <w:rPr>
+          <w:rFonts w:ascii="Times New Roman" w:hAnsi="Times New Roman" w:eastAsia="黑体"/>
+          <w:b/>
+          <w:color w:val="000000"/>
+          <w:sz w:val="24"/>
+        </w:rPr>
+        <w:t>进阶题（30%）</w:t>
+      </w:r>
+    </w:p>
+    <w:p>
+      <w:pPr>
+        <w:widowControl/>
+        <w:spacing w:line="288" w:lineRule="auto" w:before="0" w:after="0"/>
+        <w:ind w:left="420" w:hanging="420"/>
+        <w:jc w:val="left"/>
+      </w:pPr>
+      <w:r>
+        <w:rPr>
+          <w:rFonts w:ascii="Times New Roman" w:hAnsi="Times New Roman" w:eastAsia="宋体"/>
+          <w:color w:val="000000"/>
+          <w:sz w:val="21"/>
+        </w:rPr>
+        <w:t>5. 为同一样品多次测量的数据写出嵌套分组交叉验证伪代码。</w:t>
+      </w:r>
+    </w:p>
+    <w:p>
+      <w:pPr>
+        <w:widowControl/>
+        <w:spacing w:line="288" w:lineRule="auto" w:before="0" w:after="0"/>
+        <w:ind w:left="420" w:hanging="420"/>
+        <w:jc w:val="left"/>
+      </w:pPr>
+      <w:r>
+        <w:rPr>
+          <w:rFonts w:ascii="Times New Roman" w:hAnsi="Times New Roman" w:eastAsia="宋体"/>
+          <w:color w:val="000000"/>
+          <w:sz w:val="21"/>
+        </w:rPr>
+        <w:t>6. 某随机森林的重要波长不稳定，但相邻波段总体稳定。如何解释并改进重要性分析？</w:t>
+      </w:r>
+    </w:p>
+    <w:p>
+      <w:pPr>
+        <w:widowControl/>
+        <w:spacing w:line="288" w:lineRule="auto" w:before="0" w:after="0"/>
+        <w:ind w:left="420" w:hanging="420"/>
+        <w:jc w:val="left"/>
+      </w:pPr>
+      <w:r>
+        <w:rPr>
+          <w:rFonts w:ascii="Times New Roman" w:hAnsi="Times New Roman" w:eastAsia="宋体"/>
+          <w:color w:val="000000"/>
+          <w:sz w:val="21"/>
+        </w:rPr>
+        <w:t>7. 比较PLS与神经网络在小样本近红外定量中的偏差—方差和维护成本。</w:t>
       </w:r>
     </w:p>
     <w:p>
       <w:pPr>
         <w:pStyle w:val="3"/>
-      </w:pPr>
-      <w:r>
-        <w:t>4.2.4 自监督表示学习</w:t>
-      </w:r>
-    </w:p>
-    <w:p>
-      <w:r>
-        <w:t>就“自监督表示学习”而言，在“监督、无监督、半监督与自监督学习”中，自监督表示学习具体限定了具有重复、批次和化学空间结构的学习样本的一个技术接口。它必须被写成可检查的输入、变换和输出：输入保留样品与仪器条件，变换说明参数从何处估计，输出对应可观察量或候选判断；缺少任何一层，概念就无法进入实验和代码。</w:t>
-      </w:r>
-    </w:p>
-    <w:p>
-      <w:r>
-        <w:t>把“自监督表示学习”用于“监督、无监督、半监督与自监督学习”时，本书用“比较随机划分与按化合物分组划分的性能差异”检验自监督表示学习。实现时遵循“以独立对象划分和朴素基线约束复杂模型”，先建立经典基线，再对参数敏感性、独立样品和失败对象进行检查。若结果只能在同批数据或单次划分中成立，应把它视为探索性现象而非稳定规律。读图或读指标时应返回原始数据抽查，避免把表示空间中的几何关系直接当成化学机制。</w:t>
-      </w:r>
-    </w:p>
-    <w:p>
-      <w:pPr>
-        <w:pStyle w:val="3"/>
-      </w:pPr>
-      <w:r>
-        <w:t>4.2.5 迁移、少样本和在线学习</w:t>
-      </w:r>
-    </w:p>
-    <w:p>
-      <w:r>
-        <w:t>就“迁移、少样本和在线学习”而言，迁移、少样本和在线学习要求测量时间尺度快于被研究过程的关键变化。采样、传质、仪器响应和数据处理都可能造成时间延迟；若响应时间与反应时间相当，记录到的曲线是系统动力学与仪器核的卷积。</w:t>
-      </w:r>
-    </w:p>
-    <w:p>
-      <w:r>
-        <w:t>把“迁移、少样本和在线学习”用于“监督、无监督、半监督与自监督学习”时，建模时应保存真实时间戳、同步误差和操作事件，避免把等间隔文件序号当作真实时间。对于在线控制，还要区分毫秒级设备反馈与分钟级科学决策，并用状态估计处理不可直接观察的化学状态。最终报告需要给出适用范围和拒绝条件，使方法在证据不足时能够停止输出。</w:t>
+        <w:keepNext/>
+        <w:pageBreakBefore w:val="0"/>
+        <w:spacing w:line="288" w:lineRule="auto" w:before="120" w:after="60"/>
+      </w:pPr>
+      <w:r>
+        <w:rPr>
+          <w:rFonts w:ascii="Times New Roman" w:hAnsi="Times New Roman" w:eastAsia="黑体"/>
+          <w:b/>
+          <w:color w:val="000000"/>
+          <w:sz w:val="24"/>
+        </w:rPr>
+        <w:t>开放题（10%）</w:t>
+      </w:r>
+    </w:p>
+    <w:p>
+      <w:pPr>
+        <w:widowControl/>
+        <w:spacing w:line="288" w:lineRule="auto" w:before="0" w:after="0"/>
+        <w:ind w:left="420" w:hanging="420"/>
+        <w:jc w:val="left"/>
+      </w:pPr>
+      <w:r>
+        <w:rPr>
+          <w:rFonts w:ascii="Times New Roman" w:hAnsi="Times New Roman" w:eastAsia="宋体"/>
+          <w:color w:val="000000"/>
+          <w:sz w:val="21"/>
+        </w:rPr>
+        <w:t>8. 设计一项反事实实验，验证分类器依赖的是目标化学差异而不是样品容器或背景。</w:t>
       </w:r>
     </w:p>
     <w:p>
       <w:pPr>
         <w:pStyle w:val="2"/>
-      </w:pPr>
-      <w:r>
-        <w:t>4.3 数据划分、同源泄漏与未来应用边界</w:t>
-      </w:r>
-    </w:p>
-    <w:p>
-      <w:r>
-        <w:t>本节围绕“数据划分、同源泄漏与未来应用边界”展开。分析对象是具有重复、批次和化学空间结构的学习样本，核心不是罗列名词，而是说明样品单位与独立性、随机划分的适用条件、同一样品、同源结构和重复谱泄漏、按批次、仪器、时间和个体分组怎样进入同一条测量与推断链。读者首先要辨认哪些量来自真实样品，哪些量由仪器转换得到，哪些量由算法估计；三类量若混在一起，模型精度就很难被解释。</w:t>
-      </w:r>
-    </w:p>
-    <w:p>
-      <w:r>
-        <w:t>在“数据划分、同源泄漏与未来应用边界”中，技术路线遵循“以独立对象划分和朴素基线约束复杂模型”。具体计算从可诊断的经典基线开始，再增加本节所需的非线性、结构先验或不确定度组件。新增组件必须回答一个明确问题，并在相同数据边界下与基线比较；只有平均分提高而误差结构没有改善，不能构成采用复杂模型的充分理由。</w:t>
-      </w:r>
-    </w:p>
-    <w:p>
-      <w:r>
-        <w:t>本节把“比较随机划分与按化合物分组划分的性能差异”落实到scaffold split与化学空间外推这一检查点。验证时保留与未来使用条件一致的独立对象，检查坐标轴、单位、样品身份、批次、参数来源和失败样本。由此得到的结论才可用于下一步测量或实验，而不是停留在一张看似分离良好的图上。</w:t>
-      </w:r>
-    </w:p>
-    <w:p>
-      <w:pPr>
-        <w:pStyle w:val="3"/>
-      </w:pPr>
-      <w:r>
-        <w:t>4.3.1 样品单位与独立性</w:t>
-      </w:r>
-    </w:p>
-    <w:p>
-      <w:r>
-        <w:t>就“样品单位与独立性”而言，样品单位与独立性决定数字能否被重新解释。仅保存强度矩阵会丢失坐标轴、单位、采样间隔、样品身份、仪器参数和校准状态；这些信息一旦脱离原始信号，后续很难判断变化来自化学对象还是采集条件。</w:t>
-      </w:r>
-    </w:p>
-    <w:p>
-      <w:r>
-        <w:t>把“样品单位与独立性”用于“数据划分、同源泄漏与未来应用边界”时，推荐把原始文件设为只读，以持久样品标识连接实验表和信号文件，并为每次转换记录脚本版本、参数和校验码。单位转换、重采样与轴反向属于会改变数值含义的操作，必须在数据进入模型前自动检查。教学上应把该概念落实为可观察变量、可运行程序和可反驳检验三层。</w:t>
-      </w:r>
-    </w:p>
-    <w:p>
-      <w:pPr>
-        <w:pStyle w:val="3"/>
-      </w:pPr>
-      <w:r>
-        <w:t>4.3.2 随机划分的适用条件</w:t>
-      </w:r>
-    </w:p>
-    <w:p>
-      <w:r>
-        <w:t>就“随机划分的适用条件”而言，在“数据划分、同源泄漏与未来应用边界”中，随机划分的适用条件具体限定了具有重复、批次和化学空间结构的学习样本的一个技术接口。它必须被写成可检查的输入、变换和输出：输入保留样品与仪器条件，变换说明参数从何处估计，输出对应可观察量或候选判断；缺少任何一层，概念就无法进入实验和代码。</w:t>
-      </w:r>
-    </w:p>
-    <w:p>
-      <w:r>
-        <w:t>把“随机划分的适用条件”用于“数据划分、同源泄漏与未来应用边界”时，本书用“比较随机划分与按化合物分组划分的性能差异”检验随机划分的适用条件。实现时遵循“以独立对象划分和朴素基线约束复杂模型”，先建立经典基线，再对参数敏感性、独立样品和失败对象进行检查。若结果只能在同批数据或单次划分中成立，应把它视为探索性现象而非稳定规律。在真实项目中，还应保存参数、软件版本和输入校验结果，以便定位变化来自样品还是计算。</w:t>
-      </w:r>
-    </w:p>
-    <w:p>
-      <w:pPr>
-        <w:pStyle w:val="3"/>
-      </w:pPr>
-      <w:r>
-        <w:t>4.3.3 同一样品、同源结构和重复谱泄漏</w:t>
-      </w:r>
-    </w:p>
-    <w:p>
-      <w:r>
-        <w:t>就“同一样品、同源结构和重复谱泄漏”而言，同一样品、同源结构和重复谱泄漏属于从观测反推对象的逆问题，常存在多解性。同一峰可由多个结构片段贡献，同一空间热点也可能受厚度、照明或离子抑制影响；因此模型输出首先是候选解释，而不是自动成立的机制。</w:t>
-      </w:r>
-    </w:p>
-    <w:p>
-      <w:r>
-        <w:t>把“同一样品、同源结构和重复谱泄漏”用于“数据划分、同源泄漏与未来应用边界”时，可信解释需要至少一条独立证据链：改变实验条件观察可预测响应、使用互补仪器验证候选，或以标准物质复现特征。显著性图、注意力和SHAP可定位模型依赖，却不能替代干预和机理实验。若该步骤改变了样品单位、统计独立性或物理峰形，必须在独立数据上重新证明其有效性。</w:t>
-      </w:r>
-    </w:p>
-    <w:p>
-      <w:pPr>
-        <w:pStyle w:val="3"/>
-      </w:pPr>
-      <w:r>
-        <w:t>4.3.4 按批次、仪器、时间和个体分组</w:t>
-      </w:r>
-    </w:p>
-    <w:p>
-      <w:r>
-        <w:t>就“按批次、仪器、时间和个体分组”而言，按批次、仪器、时间和个体分组要求测量时间尺度快于被研究过程的关键变化。采样、传质、仪器响应和数据处理都可能造成时间延迟；若响应时间与反应时间相当，记录到的曲线是系统动力学与仪器核的卷积。</w:t>
-      </w:r>
-    </w:p>
-    <w:p>
-      <w:r>
-        <w:t>把“按批次、仪器、时间和个体分组”用于“数据划分、同源泄漏与未来应用边界”时，建模时应保存真实时间戳、同步误差和操作事件，避免把等间隔文件序号当作真实时间。对于在线控制，还要区分毫秒级设备反馈与分钟级科学决策，并用状态估计处理不可直接观察的化学状态。读图或读指标时应返回原始数据抽查，避免把表示空间中的几何关系直接当成化学机制。</w:t>
-      </w:r>
-    </w:p>
-    <w:p>
-      <w:pPr>
-        <w:pStyle w:val="3"/>
-      </w:pPr>
-      <w:r>
-        <w:t>4.3.5 scaffold split与化学空间外推</w:t>
-      </w:r>
-    </w:p>
-    <w:p>
-      <w:r>
-        <w:t>就“scaffold split与化学空间外推”而言，scaffold split与化学空间外推属于从观测反推对象的逆问题，常存在多解性。同一峰可由多个结构片段贡献，同一空间热点也可能受厚度、照明或离子抑制影响；因此模型输出首先是候选解释，而不是自动成立的机制。</w:t>
-      </w:r>
-    </w:p>
-    <w:p>
-      <w:r>
-        <w:t>把“scaffold split与化学空间外推”用于“数据划分、同源泄漏与未来应用边界”时，可信解释需要至少一条独立证据链：改变实验条件观察可预测响应、使用互补仪器验证候选，或以标准物质复现特征。显著性图、注意力和SHAP可定位模型依赖，却不能替代干预和机理实验。最终报告需要给出适用范围和拒绝条件，使方法在证据不足时能够停止输出。</w:t>
-      </w:r>
-    </w:p>
-    <w:p>
-      <w:pPr>
-        <w:pStyle w:val="2"/>
-      </w:pPr>
-      <w:r>
-        <w:t>4.4 线性模型、正则化与核方法</w:t>
-      </w:r>
-    </w:p>
-    <w:p>
-      <w:r>
-        <w:t>本节围绕“线性模型、正则化与核方法”展开。分析对象是具有重复、批次和化学空间结构的学习样本，核心不是罗列名词，而是说明线性回归和逻辑回归、L1/L2正则化、支持向量机与最大间隔、核函数与非线性映射怎样进入同一条测量与推断链。读者首先要辨认哪些量来自真实样品，哪些量由仪器转换得到，哪些量由算法估计；三类量若混在一起，模型精度就很难被解释。</w:t>
-      </w:r>
-    </w:p>
-    <w:p>
-      <w:r>
-        <w:t>在“线性模型、正则化与核方法”中，技术路线遵循“以独立对象划分和朴素基线约束复杂模型”。具体计算从可诊断的经典基线开始，再增加本节所需的非线性、结构先验或不确定度组件。新增组件必须回答一个明确问题，并在相同数据边界下与基线比较；只有平均分提高而误差结构没有改善，不能构成采用复杂模型的充分理由。</w:t>
-      </w:r>
-    </w:p>
-    <w:p>
-      <w:r>
-        <w:t>本节把“比较随机划分与按化合物分组划分的性能差异”落实到KNN和朴素贝叶斯这一检查点。验证时保留与未来使用条件一致的独立对象，检查坐标轴、单位、样品身份、批次、参数来源和失败样本。由此得到的结论才可用于下一步测量或实验，而不是停留在一张看似分离良好的图上。</w:t>
-      </w:r>
-    </w:p>
-    <w:p>
-      <w:pPr>
-        <w:pStyle w:val="3"/>
-      </w:pPr>
-      <w:r>
-        <w:t>4.4.1 线性回归和逻辑回归</w:t>
-      </w:r>
-    </w:p>
-    <w:p>
-      <w:r>
-        <w:t>就“线性回归和逻辑回归”而言，在“线性模型、正则化与核方法”中，线性回归和逻辑回归具体限定了具有重复、批次和化学空间结构的学习样本的一个技术接口。它必须被写成可检查的输入、变换和输出：输入保留样品与仪器条件，变换说明参数从何处估计，输出对应可观察量或候选判断；缺少任何一层，概念就无法进入实验和代码。</w:t>
-      </w:r>
-    </w:p>
-    <w:p>
-      <w:r>
-        <w:t>把“线性回归和逻辑回归”用于“线性模型、正则化与核方法”时，本书用“比较随机划分与按化合物分组划分的性能差异”检验线性回归和逻辑回归。实现时遵循“以独立对象划分和朴素基线约束复杂模型”，先建立经典基线，再对参数敏感性、独立样品和失败对象进行检查。若结果只能在同批数据或单次划分中成立，应把它视为探索性现象而非稳定规律。教学上应把该概念落实为可观察变量、可运行程序和可反驳检验三层。</w:t>
-      </w:r>
-    </w:p>
-    <w:p>
-      <w:pPr>
-        <w:pStyle w:val="3"/>
-      </w:pPr>
-      <w:r>
-        <w:t>4.4.2 L1/L2正则化</w:t>
-      </w:r>
-    </w:p>
-    <w:p>
-      <w:r>
-        <w:t>就“L1/L2正则化”而言，围绕“L1/L2正则化”，经验风险最小化在有限训练样本上优化平均损失。模型容量过高时，训练风险可以继续下降而真实风险上升。正则化通过限制参数、特征或函数复杂度，换取更稳定的外部性能。</w:t>
-      </w:r>
-    </w:p>
-    <w:p>
-      <w:r>
-        <w:t>把“L1/L2正则化”用于“线性模型、正则化与核方法”时，在“线性模型、正则化与核方法”的语境下，L1正则倾向产生稀疏系数，L2正则平滑地收缩全部系数。正则化强度属于超参数，必须在训练折内部选择。化学解释不能简单等同于非零系数，因为相关变量之间的权重可能不稳定。在真实项目中，还应保存参数、软件版本和输入校验结果，以便定位变化来自样品还是计算。</w:t>
-      </w:r>
-    </w:p>
-    <w:p>
-      <w:pPr>
-        <w:pStyle w:val="3"/>
-      </w:pPr>
-      <w:r>
-        <w:t>4.4.3 支持向量机与最大间隔</w:t>
-      </w:r>
-    </w:p>
-    <w:p>
-      <w:r>
-        <w:t>就“支持向量机与最大间隔”而言，在“线性模型、正则化与核方法”中，支持向量机与最大间隔具体限定了具有重复、批次和化学空间结构的学习样本的一个技术接口。它必须被写成可检查的输入、变换和输出：输入保留样品与仪器条件，变换说明参数从何处估计，输出对应可观察量或候选判断；缺少任何一层，概念就无法进入实验和代码。</w:t>
-      </w:r>
-    </w:p>
-    <w:p>
-      <w:r>
-        <w:t>把“支持向量机与最大间隔”用于“线性模型、正则化与核方法”时，本书用“比较随机划分与按化合物分组划分的性能差异”检验支持向量机与最大间隔。实现时遵循“以独立对象划分和朴素基线约束复杂模型”，先建立经典基线，再对参数敏感性、独立样品和失败对象进行检查。若结果只能在同批数据或单次划分中成立，应把它视为探索性现象而非稳定规律。若该步骤改变了样品单位、统计独立性或物理峰形，必须在独立数据上重新证明其有效性。</w:t>
-      </w:r>
-    </w:p>
-    <w:p>
-      <w:pPr>
-        <w:pStyle w:val="3"/>
-      </w:pPr>
-      <w:r>
-        <w:t>4.4.4 核函数与非线性映射</w:t>
-      </w:r>
-    </w:p>
-    <w:p>
-      <w:r>
-        <w:t>就“核函数与非线性映射”而言，围绕“核函数与非线性映射”，核方法用样品间相似度隐式构造高维特征空间。线性核对应内积，RBF核根据距离产生局部相似性，多项式核引入特征交互。核函数及其参数共同定义模型对“相似”的判断。</w:t>
-      </w:r>
-    </w:p>
-    <w:p>
-      <w:r>
-        <w:t>把“核函数与非线性映射”用于“线性模型、正则化与核方法”时，在“线性模型、正则化与核方法”的语境下，在光谱或分子任务中，距离度量常受缩放和表示影响。RBF核宽度过小会形成高度局部的决策边界，过大则接近线性模型。核参数应通过嵌套验证选择，并用外部样品检验。读图或读指标时应返回原始数据抽查，避免把表示空间中的几何关系直接当成化学机制。</w:t>
-      </w:r>
-    </w:p>
-    <w:p>
-      <w:pPr>
-        <w:pStyle w:val="3"/>
-      </w:pPr>
-      <w:r>
-        <w:t>4.4.5 KNN和朴素贝叶斯</w:t>
-      </w:r>
-    </w:p>
-    <w:p>
-      <w:r>
-        <w:t>就“KNN和朴素贝叶斯”而言，围绕“KNN和朴素贝叶斯”，贝叶斯公式描述证据如何更新对假设的信念。先验p(H)表示观察数据前的知识，似然p(D|H)表示假设成立时数据出现的概率，证据p(D)负责归一化，后验p(H|D)则是数据到来后的判断。分析化学中的峰位变化、碎片匹配或阳性检测均是间接证据，必须与基准发生率共同解释。</w:t>
-      </w:r>
-    </w:p>
-    <w:p>
-      <w:r>
-        <w:t>把“KNN和朴素贝叶斯”用于“线性模型、正则化与核方法”时，在“线性模型、正则化与核方法”的语境下，贝叶斯推断的关键不是给每个结论强行标一个精确概率，而是保持推理方向正确：数据增强或削弱某个假设，而不是自动证明机制。先验应来自明确的文献、历史数据或物理约束，并进行敏感性分析；当后验强烈依赖先验时，应诚实报告数据仍不足。最终报告需要给出适用范围和拒绝条件，使方法在证据不足时能够停止输出。</w:t>
-      </w:r>
-    </w:p>
-    <w:p>
-      <w:pPr>
-        <w:pStyle w:val="2"/>
-      </w:pPr>
-      <w:r>
-        <w:t>4.5 树模型、集成学习与高斯过程</w:t>
-      </w:r>
-    </w:p>
-    <w:p>
-      <w:r>
-        <w:t>本节围绕“树模型、集成学习与高斯过程”展开。分析对象是具有重复、批次和化学空间结构的学习样本，核心不是罗列名词，而是说明决策树与划分准则、随机森林与Bagging、Boosting、XGBoost与LightGBM、高斯过程回归怎样进入同一条测量与推断链。读者首先要辨认哪些量来自真实样品，哪些量由仪器转换得到，哪些量由算法估计；三类量若混在一起，模型精度就很难被解释。</w:t>
-      </w:r>
-    </w:p>
-    <w:p>
-      <w:r>
-        <w:t>在“树模型、集成学习与高斯过程”中，技术路线遵循“以独立对象划分和朴素基线约束复杂模型”。具体计算从可诊断的经典基线开始，再增加本节所需的非线性、结构先验或不确定度组件。新增组件必须回答一个明确问题，并在相同数据边界下与基线比较；只有平均分提高而误差结构没有改善，不能构成采用复杂模型的充分理由。</w:t>
-      </w:r>
-    </w:p>
-    <w:p>
-      <w:r>
-        <w:t>本节把“比较随机划分与按化合物分组划分的性能差异”落实到模型复杂度和小样本适配这一检查点。验证时保留与未来使用条件一致的独立对象，检查坐标轴、单位、样品身份、批次、参数来源和失败样本。由此得到的结论才可用于下一步测量或实验，而不是停留在一张看似分离良好的图上。</w:t>
-      </w:r>
-    </w:p>
-    <w:p>
-      <w:pPr>
-        <w:pStyle w:val="3"/>
-      </w:pPr>
-      <w:r>
-        <w:t>4.5.1 决策树与划分准则</w:t>
-      </w:r>
-    </w:p>
-    <w:p>
-      <w:r>
-        <w:t>就“决策树与划分准则”而言，围绕“决策树与划分准则”，决策树通过递归划分特征空间降低节点不纯度。单棵树易受数据扰动影响；Bagging在重采样数据上训练多棵树并平均，主要降低方差；Boosting按序训练弱学习器，后续模型重点修正前一轮残差。</w:t>
-      </w:r>
-    </w:p>
-    <w:p>
-      <w:r>
-        <w:t>把“决策树与划分准则”用于“树模型、集成学习与高斯过程”时，在“树模型、集成学习与高斯过程”的语境下，集成模型常具有优良预测性能，但特征重要性可能受到变量尺度、类别数和相关性的影响。解释时应使用置换重要性、稳定性分析和化学对照，而不是把一次训练得到的排名视为机制。教学上应把该概念落实为可观察变量、可运行程序和可反驳检验三层。</w:t>
-      </w:r>
-    </w:p>
-    <w:p>
-      <w:pPr>
-        <w:pStyle w:val="3"/>
-      </w:pPr>
-      <w:r>
-        <w:t>4.5.2 随机森林与Bagging</w:t>
-      </w:r>
-    </w:p>
-    <w:p>
-      <w:r>
-        <w:t>就“随机森林与Bagging”而言，围绕“随机森林与Bagging”，决策树通过递归划分特征空间降低节点不纯度。单棵树易受数据扰动影响；Bagging在重采样数据上训练多棵树并平均，主要降低方差；Boosting按序训练弱学习器，后续模型重点修正前一轮残差。</w:t>
-      </w:r>
-    </w:p>
-    <w:p>
-      <w:r>
-        <w:t>把“随机森林与Bagging”用于“树模型、集成学习与高斯过程”时，在“树模型、集成学习与高斯过程”的语境下，集成模型常具有优良预测性能，但特征重要性可能受到变量尺度、类别数和相关性的影响。解释时应使用置换重要性、稳定性分析和化学对照，而不是把一次训练得到的排名视为机制。在真实项目中，还应保存参数、软件版本和输入校验结果，以便定位变化来自样品还是计算。</w:t>
-      </w:r>
-    </w:p>
-    <w:p>
-      <w:pPr>
-        <w:pStyle w:val="3"/>
-      </w:pPr>
-      <w:r>
-        <w:t>4.5.3 Boosting、XGBoost与LightGBM</w:t>
-      </w:r>
-    </w:p>
-    <w:p>
-      <w:r>
-        <w:t>就“Boosting、XGBoost与LightGBM”而言，围绕“Boosting、XGBoost与LightGBM”，决策树通过递归划分特征空间降低节点不纯度。单棵树易受数据扰动影响；Bagging在重采样数据上训练多棵树并平均，主要降低方差；Boosting按序训练弱学习器，后续模型重点修正前一轮残差。</w:t>
-      </w:r>
-    </w:p>
-    <w:p>
-      <w:r>
-        <w:t>把“Boosting、XGBoost与LightGBM”用于“树模型、集成学习与高斯过程”时，在“树模型、集成学习与高斯过程”的语境下，集成模型常具有优良预测性能，但特征重要性可能受到变量尺度、类别数和相关性的影响。解释时应使用置换重要性、稳定性分析和化学对照，而不是把一次训练得到的排名视为机制。若该步骤改变了样品单位、统计独立性或物理峰形，必须在独立数据上重新证明其有效性。</w:t>
-      </w:r>
-    </w:p>
-    <w:p>
-      <w:pPr>
-        <w:pStyle w:val="3"/>
-      </w:pPr>
-      <w:r>
-        <w:t>4.5.4 高斯过程回归</w:t>
-      </w:r>
-    </w:p>
-    <w:p>
-      <w:r>
-        <w:t>就“高斯过程回归”而言，围绕“高斯过程回归”，高斯过程用均值函数和核函数定义函数值之间的联合分布。给定观测后，可解析得到新点的后验均值和方差。均值用于预测，方差表达由数据覆盖和核假设共同决定的认知不确定性。</w:t>
-      </w:r>
-    </w:p>
-    <w:p>
-      <w:r>
-        <w:t>把“高斯过程回归”用于“树模型、集成学习与高斯过程”时，在“树模型、集成学习与高斯过程”的语境下，获取函数把预测分布转为下一次实验的选择标准。UCB以μ+κσ权衡高预测值和高不确定性；期望改进计算相对当前最优值的期望收益。安全约束、可合成性和仪器范围必须先过滤候选，再进行获取函数排序。读图或读指标时应返回原始数据抽查，避免把表示空间中的几何关系直接当成化学机制。</w:t>
-      </w:r>
-    </w:p>
-    <w:p>
-      <w:pPr>
-        <w:pStyle w:val="3"/>
-      </w:pPr>
-      <w:r>
-        <w:t>4.5.5 模型复杂度和小样本适配</w:t>
-      </w:r>
-    </w:p>
-    <w:p>
-      <w:r>
-        <w:t>就“模型复杂度和小样本适配”而言，在“树模型、集成学习与高斯过程”中，模型复杂度和小样本适配具体限定了具有重复、批次和化学空间结构的学习样本的一个技术接口。它必须被写成可检查的输入、变换和输出：输入保留样品与仪器条件，变换说明参数从何处估计，输出对应可观察量或候选判断；缺少任何一层，概念就无法进入实验和代码。</w:t>
-      </w:r>
-    </w:p>
-    <w:p>
-      <w:r>
-        <w:t>把“模型复杂度和小样本适配”用于“树模型、集成学习与高斯过程”时，本书用“比较随机划分与按化合物分组划分的性能差异”检验模型复杂度和小样本适配。实现时遵循“以独立对象划分和朴素基线约束复杂模型”，先建立经典基线，再对参数敏感性、独立样品和失败对象进行检查。若结果只能在同批数据或单次划分中成立，应把它视为探索性现象而非稳定规律。最终报告需要给出适用范围和拒绝条件，使方法在证据不足时能够停止输出。</w:t>
-      </w:r>
-    </w:p>
-    <w:p>
-      <w:pPr>
-        <w:pStyle w:val="2"/>
-      </w:pPr>
-      <w:r>
-        <w:t>4.6 分类、回归和概率校准指标</w:t>
-      </w:r>
-    </w:p>
-    <w:p>
-      <w:r>
-        <w:t>本节围绕“分类、回归和概率校准指标”展开。分析对象是具有重复、批次和化学空间结构的学习样本，核心不是罗列名词，而是说明MSE、MAE和RMSE、准确率、精确率、召回率和F1、ROC-AUC与PR-AUC、Brier分数与可靠性图怎样进入同一条测量与推断链。读者首先要辨认哪些量来自真实样品，哪些量由仪器转换得到，哪些量由算法估计；三类量若混在一起，模型精度就很难被解释。</w:t>
-      </w:r>
-    </w:p>
-    <w:p>
-      <w:r>
-        <w:t>在“分类、回归和概率校准指标”中，技术路线遵循“以独立对象划分和朴素基线约束复杂模型”。具体计算从可诊断的经典基线开始，再增加本节所需的非线性、结构先验或不确定度组件。新增组件必须回答一个明确问题，并在相同数据边界下与基线比较；只有平均分提高而误差结构没有改善，不能构成采用复杂模型的充分理由。</w:t>
-      </w:r>
-    </w:p>
-    <w:p>
-      <w:r>
-        <w:t>本节把“比较随机划分与按化合物分组划分的性能差异”落实到阈值选择和错误代价这一检查点。验证时保留与未来使用条件一致的独立对象，检查坐标轴、单位、样品身份、批次、参数来源和失败样本。由此得到的结论才可用于下一步测量或实验，而不是停留在一张看似分离良好的图上。</w:t>
-      </w:r>
-    </w:p>
-    <w:p>
-      <w:pPr>
-        <w:pStyle w:val="3"/>
-      </w:pPr>
-      <w:r>
-        <w:t>4.6.1 MSE、MAE和RMSE</w:t>
-      </w:r>
-    </w:p>
-    <w:p>
-      <w:r>
-        <w:t>就“MSE、MAE和RMSE”而言，围绕“MSE、MAE和RMSE”，RMSE对大误差更敏感，MAE更接近典型绝对偏差；偏差则显示预测是否系统性高估或低估。单一指标会隐藏误差结构，因此还需绘制预测—参照图、残差—浓度图，并按批次、浓度和样品类型分层。</w:t>
-      </w:r>
-    </w:p>
-    <w:p>
-      <w:r>
-        <w:t>把“MSE、MAE和RMSE”用于“分类、回归和概率校准指标”时，在“分类、回归和概率校准指标”的语境下，Hotelling T²描述样品在模型潜空间内的杠杆程度，Q残差描述样品不能被模型子空间解释的部分。二者结合可区分“位于已知方向的极端样品”和“具有新型结构的样品”，是建立适用域和异常诊断的重要工具。教学上应把该概念落实为可观察变量、可运行程序和可反驳检验三层。</w:t>
-      </w:r>
-    </w:p>
-    <w:p>
-      <w:pPr>
-        <w:pStyle w:val="3"/>
-      </w:pPr>
-      <w:r>
-        <w:t>4.6.2 准确率、精确率、召回率和F1</w:t>
-      </w:r>
-    </w:p>
-    <w:p>
-      <w:r>
-        <w:t>就“准确率、精确率、召回率和F1”而言，围绕“准确率、精确率、召回率和F1”，精确率关注预测为阳性的样品中有多少真正阳性，召回率关注真正阳性中有多少被检出，F1是二者的调和平均。类别极不平衡时，PR曲线比ROC曲线更能反映少数类识别的实际难度。</w:t>
-      </w:r>
-    </w:p>
-    <w:p>
-      <w:r>
-        <w:t>把“准确率、精确率、召回率和F1”用于“分类、回归和概率校准指标”时，在“分类、回归和概率校准指标”的语境下，概率校准回答预测概率是否与实际发生率一致。Brier分数同时受到判别和校准影响；可靠性图可显示模型过度自信或过度保守。阈值应根据漏检和误报代价确定，而不是固定在0.5。在真实项目中，还应保存参数、软件版本和输入校验结果，以便定位变化来自样品还是计算。</w:t>
-      </w:r>
-    </w:p>
-    <w:p>
-      <w:pPr>
-        <w:pStyle w:val="3"/>
-      </w:pPr>
-      <w:r>
-        <w:t>4.6.3 ROC-AUC与PR-AUC</w:t>
-      </w:r>
-    </w:p>
-    <w:p>
-      <w:r>
-        <w:t>就“ROC-AUC与PR-AUC”而言，围绕“ROC-AUC与PR-AUC”，精确率关注预测为阳性的样品中有多少真正阳性，召回率关注真正阳性中有多少被检出，F1是二者的调和平均。类别极不平衡时，PR曲线比ROC曲线更能反映少数类识别的实际难度。</w:t>
-      </w:r>
-    </w:p>
-    <w:p>
-      <w:r>
-        <w:t>把“ROC-AUC与PR-AUC”用于“分类、回归和概率校准指标”时，在“分类、回归和概率校准指标”的语境下，概率校准回答预测概率是否与实际发生率一致。Brier分数同时受到判别和校准影响；可靠性图可显示模型过度自信或过度保守。阈值应根据漏检和误报代价确定，而不是固定在0.5。若该步骤改变了样品单位、统计独立性或物理峰形，必须在独立数据上重新证明其有效性。</w:t>
-      </w:r>
-    </w:p>
-    <w:p>
-      <w:pPr>
-        <w:pStyle w:val="3"/>
-      </w:pPr>
-      <w:r>
-        <w:t>4.6.4 Brier分数与可靠性图</w:t>
-      </w:r>
-    </w:p>
-    <w:p>
-      <w:r>
-        <w:t>就“Brier分数与可靠性图”而言，围绕“Brier分数与可靠性图”，精确率关注预测为阳性的样品中有多少真正阳性，召回率关注真正阳性中有多少被检出，F1是二者的调和平均。类别极不平衡时，PR曲线比ROC曲线更能反映少数类识别的实际难度。</w:t>
-      </w:r>
-    </w:p>
-    <w:p>
-      <w:r>
-        <w:t>把“Brier分数与可靠性图”用于“分类、回归和概率校准指标”时，在“分类、回归和概率校准指标”的语境下，概率校准回答预测概率是否与实际发生率一致。Brier分数同时受到判别和校准影响；可靠性图可显示模型过度自信或过度保守。阈值应根据漏检和误报代价确定，而不是固定在0.5。读图或读指标时应返回原始数据抽查，避免把表示空间中的几何关系直接当成化学机制。</w:t>
-      </w:r>
-    </w:p>
-    <w:p>
-      <w:pPr>
-        <w:pStyle w:val="3"/>
-      </w:pPr>
-      <w:r>
-        <w:t>4.6.5 阈值选择和错误代价</w:t>
-      </w:r>
-    </w:p>
-    <w:p>
-      <w:r>
-        <w:t>就“阈值选择和错误代价”而言，阈值选择和错误代价把分析结果转成实际行动。阈值不是模型内部的固定常数，而应由漏检、误报、复检成本和样品基准发生率共同确定；同一预测概率在筛查与确证场景中可对应不同决策。</w:t>
-      </w:r>
-    </w:p>
-    <w:p>
-      <w:r>
-        <w:t>把“阈值选择和错误代价”用于“分类、回归和概率校准指标”时，决策系统应允许三种输出：接受、拒绝和请求补充测量。每次行动保留输入版本、置信区间、适用域状态和人工复核点；若信息价值不足以抵消额外实验成本，系统也应能够停止。最终报告需要给出适用范围和拒绝条件，使方法在证据不足时能够停止输出。</w:t>
-      </w:r>
-    </w:p>
-    <w:p>
-      <w:pPr>
-        <w:pStyle w:val="2"/>
-      </w:pPr>
-      <w:r>
-        <w:t>4.7 嵌套验证、基线、消融与失败样本</w:t>
-      </w:r>
-    </w:p>
-    <w:p>
-      <w:r>
-        <w:t>本节围绕“嵌套验证、基线、消融与失败样本”展开。分析对象是具有重复、批次和化学空间结构的学习样本，核心不是罗列名词，而是说明朴素基线和经典方法基线、嵌套交叉验证、超参数搜索的边界、消融、置换和随机标签基线怎样进入同一条测量与推断链。读者首先要辨认哪些量来自真实样品，哪些量由仪器转换得到，哪些量由算法估计；三类量若混在一起，模型精度就很难被解释。</w:t>
-      </w:r>
-    </w:p>
-    <w:p>
-      <w:r>
-        <w:t>在“嵌套验证、基线、消融与失败样本”中，技术路线遵循“以独立对象划分和朴素基线约束复杂模型”。具体计算从可诊断的经典基线开始，再增加本节所需的非线性、结构先验或不确定度组件。新增组件必须回答一个明确问题，并在相同数据边界下与基线比较；只有平均分提高而误差结构没有改善，不能构成采用复杂模型的充分理由。</w:t>
-      </w:r>
-    </w:p>
-    <w:p>
-      <w:r>
-        <w:t>本节把“比较随机划分与按化合物分组划分的性能差异”落实到外部测试和失败样本分层这一检查点。验证时保留与未来使用条件一致的独立对象，检查坐标轴、单位、样品身份、批次、参数来源和失败样本。由此得到的结论才可用于下一步测量或实验，而不是停留在一张看似分离良好的图上。</w:t>
-      </w:r>
-    </w:p>
-    <w:p>
-      <w:pPr>
-        <w:pStyle w:val="3"/>
-      </w:pPr>
-      <w:r>
-        <w:t>4.7.1 朴素基线和经典方法基线</w:t>
-      </w:r>
-    </w:p>
-    <w:p>
-      <w:r>
-        <w:t>就“朴素基线和经典方法基线”而言，围绕“朴素基线和经典方法基线”，Savitzky-Golay方法在滑动窗口内拟合低阶多项式，可同时实现平滑和导数估计。窗口过短会保留噪声，过长会压低窄峰；多项式阶数过高则增加振荡。参数应根据仪器分辨率、最窄有效峰宽和下游任务共同确定。</w:t>
-      </w:r>
-    </w:p>
-    <w:p>
-      <w:r>
-        <w:t>把“朴素基线和经典方法基线”用于“嵌套验证、基线、消融与失败样本”时，在“嵌套验证、基线、消融与失败样本”的语境下，基线校正实质上是在区分慢变化背景与分析信号。多项式、非对称最小二乘和形态学方法对应不同的背景假设。校正后不仅要看曲线是否平直，还要比较峰位、峰宽、峰面积、空白残差和定量偏差。教学上应把该概念落实为可观察变量、可运行程序和可反驳检验三层。</w:t>
-      </w:r>
-    </w:p>
-    <w:p>
-      <w:pPr>
-        <w:pStyle w:val="3"/>
-      </w:pPr>
-      <w:r>
-        <w:t>4.7.2 嵌套交叉验证</w:t>
-      </w:r>
-    </w:p>
-    <w:p>
-      <w:r>
-        <w:t>就“嵌套交叉验证”而言，围绕“嵌套交叉验证”，数据划分单位必须对应未来真正的新对象。重复谱、同一化合物的多个构象、同一患者的多个视野或同一批次的多次测量不能跨越训练集和测试集。GroupKFold用组标签保证同源对象整体进入同一折。</w:t>
-      </w:r>
-    </w:p>
-    <w:p>
-      <w:r>
-        <w:t>把“嵌套交叉验证”用于“嵌套验证、基线、消融与失败样本”时，在“嵌套验证、基线、消融与失败样本”的语境下，嵌套交叉验证用内层选择预处理、特征和超参数，用外层估计选择完成后的泛化误差。若同一测试折反复参与调参，最终分数会产生乐观偏差。锁定测试集只能在整个流程冻结后使用一次。在真实项目中，还应保存参数、软件版本和输入校验结果，以便定位变化来自样品还是计算。</w:t>
-      </w:r>
-    </w:p>
-    <w:p>
-      <w:pPr>
-        <w:pStyle w:val="3"/>
-      </w:pPr>
-      <w:r>
-        <w:t>4.7.3 超参数搜索的边界</w:t>
-      </w:r>
-    </w:p>
-    <w:p>
-      <w:r>
-        <w:t>就“超参数搜索的边界”而言，在“嵌套验证、基线、消融与失败样本”中，超参数搜索的边界具体限定了具有重复、批次和化学空间结构的学习样本的一个技术接口。它必须被写成可检查的输入、变换和输出：输入保留样品与仪器条件，变换说明参数从何处估计，输出对应可观察量或候选判断；缺少任何一层，概念就无法进入实验和代码。</w:t>
-      </w:r>
-    </w:p>
-    <w:p>
-      <w:r>
-        <w:t>把“超参数搜索的边界”用于“嵌套验证、基线、消融与失败样本”时，本书用“比较随机划分与按化合物分组划分的性能差异”检验超参数搜索的边界。实现时遵循“以独立对象划分和朴素基线约束复杂模型”，先建立经典基线，再对参数敏感性、独立样品和失败对象进行检查。若结果只能在同批数据或单次划分中成立，应把它视为探索性现象而非稳定规律。若该步骤改变了样品单位、统计独立性或物理峰形，必须在独立数据上重新证明其有效性。</w:t>
-      </w:r>
-    </w:p>
-    <w:p>
-      <w:pPr>
-        <w:pStyle w:val="3"/>
-      </w:pPr>
-      <w:r>
-        <w:t>4.7.4 消融、置换和随机标签基线</w:t>
-      </w:r>
-    </w:p>
-    <w:p>
-      <w:r>
-        <w:t>就“消融、置换和随机标签基线”而言，围绕“消融、置换和随机标签基线”，Savitzky-Golay方法在滑动窗口内拟合低阶多项式，可同时实现平滑和导数估计。窗口过短会保留噪声，过长会压低窄峰；多项式阶数过高则增加振荡。参数应根据仪器分辨率、最窄有效峰宽和下游任务共同确定。</w:t>
-      </w:r>
-    </w:p>
-    <w:p>
-      <w:r>
-        <w:t>把“消融、置换和随机标签基线”用于“嵌套验证、基线、消融与失败样本”时，在“嵌套验证、基线、消融与失败样本”的语境下，基线校正实质上是在区分慢变化背景与分析信号。多项式、非对称最小二乘和形态学方法对应不同的背景假设。校正后不仅要看曲线是否平直，还要比较峰位、峰宽、峰面积、空白残差和定量偏差。读图或读指标时应返回原始数据抽查，避免把表示空间中的几何关系直接当成化学机制。</w:t>
-      </w:r>
-    </w:p>
-    <w:p>
-      <w:pPr>
-        <w:pStyle w:val="3"/>
-      </w:pPr>
-      <w:r>
-        <w:t>4.7.5 外部测试和失败样本分层</w:t>
-      </w:r>
-    </w:p>
-    <w:p>
-      <w:r>
-        <w:t>就“外部测试和失败样本分层”而言，在“嵌套验证、基线、消融与失败样本”中，外部测试和失败样本分层具体限定了具有重复、批次和化学空间结构的学习样本的一个技术接口。它必须被写成可检查的输入、变换和输出：输入保留样品与仪器条件，变换说明参数从何处估计，输出对应可观察量或候选判断；缺少任何一层，概念就无法进入实验和代码。</w:t>
-      </w:r>
-    </w:p>
-    <w:p>
-      <w:r>
-        <w:t>把“外部测试和失败样本分层”用于“嵌套验证、基线、消融与失败样本”时，本书用“比较随机划分与按化合物分组划分的性能差异”检验外部测试和失败样本分层。实现时遵循“以独立对象划分和朴素基线约束复杂模型”，先建立经典基线，再对参数敏感性、独立样品和失败对象进行检查。若结果只能在同批数据或单次划分中成立，应把它视为探索性现象而非稳定规律。最终报告需要给出适用范围和拒绝条件，使方法在证据不足时能够停止输出。</w:t>
-      </w:r>
-    </w:p>
-    <w:p>
-      <w:pPr>
-        <w:pStyle w:val="2"/>
-      </w:pPr>
-      <w:r>
-        <w:t>4.8 特征归因、反事实与解释的边界</w:t>
-      </w:r>
-    </w:p>
-    <w:p>
-      <w:r>
-        <w:t>本节围绕“特征归因、反事实与解释的边界”展开。分析对象是具有重复、批次和化学空间结构的学习样本，核心不是罗列名词，而是说明系数、载荷与特征重要性、置换重要性与相关变量、SHAP及其条件假设、注意力和显著图不等于机制怎样进入同一条测量与推断链。读者首先要辨认哪些量来自真实样品，哪些量由仪器转换得到，哪些量由算法估计；三类量若混在一起，模型精度就很难被解释。</w:t>
-      </w:r>
-    </w:p>
-    <w:p>
-      <w:r>
-        <w:t>在“特征归因、反事实与解释的边界”中，技术路线遵循“以独立对象划分和朴素基线约束复杂模型”。具体计算从可诊断的经典基线开始，再增加本节所需的非线性、结构先验或不确定度组件。新增组件必须回答一个明确问题，并在相同数据边界下与基线比较；只有平均分提高而误差结构没有改善，不能构成采用复杂模型的充分理由。</w:t>
-      </w:r>
-    </w:p>
-    <w:p>
-      <w:r>
-        <w:t>本节把“比较随机划分与按化合物分组划分的性能差异”落实到反事实与实验验证这一检查点。验证时保留与未来使用条件一致的独立对象，检查坐标轴、单位、样品身份、批次、参数来源和失败样本。由此得到的结论才可用于下一步测量或实验，而不是停留在一张看似分离良好的图上。</w:t>
-      </w:r>
-    </w:p>
-    <w:p>
-      <w:pPr>
-        <w:pStyle w:val="3"/>
-      </w:pPr>
-      <w:r>
-        <w:t>4.8.1 系数、载荷与特征重要性</w:t>
-      </w:r>
-    </w:p>
-    <w:p>
-      <w:r>
-        <w:t>就“系数、载荷与特征重要性”而言，在“特征归因、反事实与解释的边界”中，系数、载荷与特征重要性具体限定了具有重复、批次和化学空间结构的学习样本的一个技术接口。它必须被写成可检查的输入、变换和输出：输入保留样品与仪器条件，变换说明参数从何处估计，输出对应可观察量或候选判断；缺少任何一层，概念就无法进入实验和代码。</w:t>
-      </w:r>
-    </w:p>
-    <w:p>
-      <w:r>
-        <w:t>把“系数、载荷与特征重要性”用于“特征归因、反事实与解释的边界”时，本书用“比较随机划分与按化合物分组划分的性能差异”检验系数、载荷与特征重要性。实现时遵循“以独立对象划分和朴素基线约束复杂模型”，先建立经典基线，再对参数敏感性、独立样品和失败对象进行检查。若结果只能在同批数据或单次划分中成立，应把它视为探索性现象而非稳定规律。教学上应把该概念落实为可观察变量、可运行程序和可反驳检验三层。</w:t>
-      </w:r>
-    </w:p>
-    <w:p>
-      <w:pPr>
-        <w:pStyle w:val="3"/>
-      </w:pPr>
-      <w:r>
-        <w:t>4.8.2 置换重要性与相关变量</w:t>
-      </w:r>
-    </w:p>
-    <w:p>
-      <w:r>
-        <w:t>就“置换重要性与相关变量”而言，在“特征归因、反事实与解释的边界”中，置换重要性与相关变量具体限定了具有重复、批次和化学空间结构的学习样本的一个技术接口。它必须被写成可检查的输入、变换和输出：输入保留样品与仪器条件，变换说明参数从何处估计，输出对应可观察量或候选判断；缺少任何一层，概念就无法进入实验和代码。</w:t>
-      </w:r>
-    </w:p>
-    <w:p>
-      <w:r>
-        <w:t>把“置换重要性与相关变量”用于“特征归因、反事实与解释的边界”时，本书用“比较随机划分与按化合物分组划分的性能差异”检验置换重要性与相关变量。实现时遵循“以独立对象划分和朴素基线约束复杂模型”，先建立经典基线，再对参数敏感性、独立样品和失败对象进行检查。若结果只能在同批数据或单次划分中成立，应把它视为探索性现象而非稳定规律。在真实项目中，还应保存参数、软件版本和输入校验结果，以便定位变化来自样品还是计算。</w:t>
-      </w:r>
-    </w:p>
-    <w:p>
-      <w:pPr>
-        <w:pStyle w:val="3"/>
-      </w:pPr>
-      <w:r>
-        <w:t>4.8.3 SHAP及其条件假设</w:t>
-      </w:r>
-    </w:p>
-    <w:p>
-      <w:r>
-        <w:t>就“SHAP及其条件假设”而言，在“特征归因、反事实与解释的边界”中，SHAP及其条件假设具体限定了具有重复、批次和化学空间结构的学习样本的一个技术接口。它必须被写成可检查的输入、变换和输出：输入保留样品与仪器条件，变换说明参数从何处估计，输出对应可观察量或候选判断；缺少任何一层，概念就无法进入实验和代码。</w:t>
-      </w:r>
-    </w:p>
-    <w:p>
-      <w:r>
-        <w:t>把“SHAP及其条件假设”用于“特征归因、反事实与解释的边界”时，本书用“比较随机划分与按化合物分组划分的性能差异”检验SHAP及其条件假设。实现时遵循“以独立对象划分和朴素基线约束复杂模型”，先建立经典基线，再对参数敏感性、独立样品和失败对象进行检查。若结果只能在同批数据或单次划分中成立，应把它视为探索性现象而非稳定规律。若该步骤改变了样品单位、统计独立性或物理峰形，必须在独立数据上重新证明其有效性。</w:t>
-      </w:r>
-    </w:p>
-    <w:p>
-      <w:pPr>
-        <w:pStyle w:val="3"/>
-      </w:pPr>
-      <w:r>
-        <w:t>4.8.4 注意力和显著图不等于机制</w:t>
-      </w:r>
-    </w:p>
-    <w:p>
-      <w:r>
-        <w:t>就“注意力和显著图不等于机制”而言，围绕“注意力和显著图不等于机制”，分子图以原子为节点、化学键为空间关系。消息传递网络在每一层聚合邻居信息并更新节点表示，多层传播扩大感受野。全局池化把节点表示汇总为分子级向量。</w:t>
-      </w:r>
-    </w:p>
-    <w:p>
-      <w:r>
-        <w:t>把“注意力和显著图不等于机制”用于“特征归因、反事实与解释的边界”时，在“特征归因、反事实与解释的边界”的语境下，二维图不能完整表达构象和空间相互作用。使用距离、角度或等变网络可以处理三维几何；SE(3)等变性要求模型输出随旋转和平移按物理规律变化。构象生成、温度和质子化态仍是输入不确定性的来源。读图或读指标时应返回原始数据抽查，避免把表示空间中的几何关系直接当成化学机制。</w:t>
-      </w:r>
-    </w:p>
-    <w:p>
-      <w:pPr>
-        <w:pStyle w:val="3"/>
-      </w:pPr>
-      <w:r>
-        <w:t>4.8.5 反事实与实验验证</w:t>
-      </w:r>
-    </w:p>
-    <w:p>
-      <w:r>
-        <w:t>就“反事实与实验验证”而言，在“特征归因、反事实与解释的边界”中，反事实与实验验证具体限定了具有重复、批次和化学空间结构的学习样本的一个技术接口。它必须被写成可检查的输入、变换和输出：输入保留样品与仪器条件，变换说明参数从何处估计，输出对应可观察量或候选判断；缺少任何一层，概念就无法进入实验和代码。</w:t>
-      </w:r>
-    </w:p>
-    <w:p>
-      <w:r>
-        <w:t>把“反事实与实验验证”用于“特征归因、反事实与解释的边界”时，本书用“比较随机划分与按化合物分组划分的性能差异”检验反事实与实验验证。实现时遵循“以独立对象划分和朴素基线约束复杂模型”，先建立经典基线，再对参数敏感性、独立样品和失败对象进行检查。若结果只能在同批数据或单次划分中成立，应把它视为探索性现象而非稳定规律。最终报告需要给出适用范围和拒绝条件，使方法在证据不足时能够停止输出。</w:t>
-      </w:r>
-    </w:p>
-    <w:p>
-      <w:pPr>
-        <w:pStyle w:val="2"/>
-      </w:pPr>
-      <w:r>
-        <w:t>关键关系与计算抓手</w:t>
-      </w:r>
-    </w:p>
-    <w:p>
-      <w:pPr>
-        <w:ind w:firstLine="0"/>
-      </w:pPr>
-      <w:r>
-        <w:rPr>
+        <w:keepNext/>
+        <w:pageBreakBefore w:val="0"/>
+        <w:spacing w:line="288" w:lineRule="auto" w:before="240" w:after="120"/>
+      </w:pPr>
+      <w:r>
+        <w:rPr>
+          <w:rFonts w:ascii="Times New Roman" w:hAnsi="Times New Roman" w:eastAsia="黑体"/>
           <w:b/>
-          <w:color w:val="345A8A"/>
-        </w:rPr>
-        <w:t>（1）R̂(f)=n⁻¹ΣL(yᵢ,f(xᵢ))</w:t>
-      </w:r>
-    </w:p>
-    <w:p>
-      <w:pPr>
-        <w:ind w:firstLine="0"/>
-      </w:pPr>
-      <w:r>
-        <w:rPr>
-          <w:b/>
-          <w:color w:val="345A8A"/>
-        </w:rPr>
-        <w:t>（2）F1=2PR/(P+R)</w:t>
-      </w:r>
-    </w:p>
-    <w:p>
-      <w:pPr>
-        <w:pStyle w:val="2"/>
-      </w:pPr>
-      <w:r>
-        <w:t>本章综合案例</w:t>
-      </w:r>
-    </w:p>
-    <w:p>
-      <w:r>
-        <w:t>本章案例为“比较随机划分与按化合物分组划分的性能差异”。先冻结问题、样品单位、测量协议和独立测试边界，再建立可诊断的经典基线。新增模型组件必须解决已识别的误差来源，并通过相同测试集、消融和失败样本分析证明价值。</w:t>
-      </w:r>
-    </w:p>
-    <w:p>
-      <w:r>
-        <w:t>案例交付物包括问题卡、数据字典、运行日志、关键图表、错误对象和可执行代码。模型给出的结构、机制或实验建议属于待验证假设，需由互补测量或后续干预确认。</w:t>
-      </w:r>
-    </w:p>
-    <w:p>
-      <w:pPr>
-        <w:pStyle w:val="2"/>
-      </w:pPr>
-      <w:r>
-        <w:t>代码实践</w:t>
-      </w:r>
-    </w:p>
-    <w:p>
-      <w:r>
-        <w:t>构造含重复样品和批次的数据，对比随机划分、GroupKFold与时间外推。</w:t>
-      </w:r>
-    </w:p>
-    <w:p>
-      <w:pPr>
-        <w:pStyle w:val="CodeBlock"/>
-        <w:spacing w:after="0"/>
-        <w:ind w:firstLine="0"/>
-      </w:pPr>
-      <w:r>
-        <w:t>"""第4章代码练习：机器学习基础：任务、模型、泛化与解释</w:t>
-      </w:r>
-    </w:p>
-    <w:p>
-      <w:pPr>
-        <w:pStyle w:val="CodeBlock"/>
-        <w:spacing w:after="0"/>
-        <w:ind w:firstLine="0"/>
-      </w:pPr>
-      <w:r>
-        <w:t xml:space="preserve"> </w:t>
-      </w:r>
-    </w:p>
-    <w:p>
-      <w:pPr>
-        <w:pStyle w:val="CodeBlock"/>
-        <w:spacing w:after="0"/>
-        <w:ind w:firstLine="0"/>
-      </w:pPr>
-      <w:r>
-        <w:t>任务：构造含重复样品和批次的数据，对比随机划分、GroupKFold与时间外推。</w:t>
-      </w:r>
-    </w:p>
-    <w:p>
-      <w:pPr>
-        <w:pStyle w:val="CodeBlock"/>
-        <w:spacing w:after="0"/>
-        <w:ind w:firstLine="0"/>
-      </w:pPr>
-      <w:r>
-        <w:t>运行方式：python chapter_exercise.py</w:t>
-      </w:r>
-    </w:p>
-    <w:p>
-      <w:pPr>
-        <w:pStyle w:val="CodeBlock"/>
-        <w:spacing w:after="0"/>
-        <w:ind w:firstLine="0"/>
-      </w:pPr>
-      <w:r>
-        <w:t>所有合成数据仅用于验证接口；换用真实数据时必须保留样品/批次分组。</w:t>
-      </w:r>
-    </w:p>
-    <w:p>
-      <w:pPr>
-        <w:pStyle w:val="CodeBlock"/>
-        <w:spacing w:after="0"/>
-        <w:ind w:firstLine="0"/>
-      </w:pPr>
-      <w:r>
-        <w:t>"""</w:t>
-      </w:r>
-    </w:p>
-    <w:p>
-      <w:pPr>
-        <w:pStyle w:val="CodeBlock"/>
-        <w:spacing w:after="0"/>
-        <w:ind w:firstLine="0"/>
-      </w:pPr>
-      <w:r>
-        <w:t xml:space="preserve"> </w:t>
-      </w:r>
-    </w:p>
-    <w:p>
-      <w:pPr>
-        <w:pStyle w:val="CodeBlock"/>
-        <w:spacing w:after="0"/>
-        <w:ind w:firstLine="0"/>
-      </w:pPr>
-      <w:r>
-        <w:t>import numpy as np</w:t>
-      </w:r>
-    </w:p>
-    <w:p>
-      <w:pPr>
-        <w:pStyle w:val="CodeBlock"/>
-        <w:spacing w:after="0"/>
-        <w:ind w:firstLine="0"/>
-      </w:pPr>
-      <w:r>
-        <w:t xml:space="preserve"> </w:t>
-      </w:r>
-    </w:p>
-    <w:p>
-      <w:pPr>
-        <w:pStyle w:val="CodeBlock"/>
-        <w:spacing w:after="0"/>
-        <w:ind w:firstLine="0"/>
-      </w:pPr>
-      <w:r>
-        <w:t>rng = np.random.default_rng(42)</w:t>
-      </w:r>
-    </w:p>
-    <w:p>
-      <w:pPr>
-        <w:pStyle w:val="CodeBlock"/>
-        <w:spacing w:after="0"/>
-        <w:ind w:firstLine="0"/>
-      </w:pPr>
-      <w:r>
-        <w:t xml:space="preserve"> </w:t>
-      </w:r>
-    </w:p>
-    <w:p>
-      <w:pPr>
-        <w:pStyle w:val="CodeBlock"/>
-        <w:spacing w:after="0"/>
-        <w:ind w:firstLine="0"/>
-      </w:pPr>
-      <w:r>
-        <w:t>groups=np.repeat(np.arange(8),5)</w:t>
-      </w:r>
-    </w:p>
-    <w:p>
-      <w:pPr>
-        <w:pStyle w:val="CodeBlock"/>
-        <w:spacing w:after="0"/>
-        <w:ind w:firstLine="0"/>
-      </w:pPr>
-      <w:r>
-        <w:t>X=rng.normal(size=(40,12))</w:t>
-      </w:r>
-    </w:p>
-    <w:p>
-      <w:pPr>
-        <w:pStyle w:val="CodeBlock"/>
-        <w:spacing w:after="0"/>
-        <w:ind w:firstLine="0"/>
-      </w:pPr>
-      <w:r>
-        <w:t>y=rng.normal(size=40)</w:t>
-      </w:r>
-    </w:p>
-    <w:p>
-      <w:pPr>
-        <w:pStyle w:val="CodeBlock"/>
-        <w:spacing w:after="0"/>
-        <w:ind w:firstLine="0"/>
-      </w:pPr>
-      <w:r>
-        <w:t>for held_out in np.unique(groups):</w:t>
-      </w:r>
-    </w:p>
-    <w:p>
-      <w:pPr>
-        <w:pStyle w:val="CodeBlock"/>
-        <w:spacing w:after="0"/>
-        <w:ind w:firstLine="0"/>
-      </w:pPr>
-      <w:r>
-        <w:t xml:space="preserve">    test=groups==held_out</w:t>
-      </w:r>
-    </w:p>
-    <w:p>
-      <w:pPr>
-        <w:pStyle w:val="CodeBlock"/>
-        <w:spacing w:after="0"/>
-        <w:ind w:firstLine="0"/>
-      </w:pPr>
-      <w:r>
-        <w:t xml:space="preserve">    train=~test</w:t>
-      </w:r>
-    </w:p>
-    <w:p>
-      <w:pPr>
-        <w:pStyle w:val="CodeBlock"/>
-        <w:spacing w:after="0"/>
-        <w:ind w:firstLine="0"/>
-      </w:pPr>
-      <w:r>
-        <w:t xml:space="preserve">    assert set(groups[train]).isdisjoint(groups[test])</w:t>
-      </w:r>
-    </w:p>
-    <w:p>
-      <w:pPr>
-        <w:pStyle w:val="CodeBlock"/>
-        <w:spacing w:after="0"/>
-        <w:ind w:firstLine="0"/>
-      </w:pPr>
-      <w:r>
-        <w:t xml:space="preserve">    # fit preprocessing and model on train only</w:t>
-      </w:r>
-    </w:p>
-    <w:p>
-      <w:pPr>
-        <w:pStyle w:val="CodeBlock"/>
-        <w:spacing w:after="0"/>
-        <w:ind w:firstLine="0"/>
-      </w:pPr>
-      <w:r>
-        <w:t xml:space="preserve"> </w:t>
-      </w:r>
-    </w:p>
-    <w:p>
-      <w:pPr>
-        <w:pStyle w:val="CodeBlock"/>
-        <w:spacing w:after="0"/>
-        <w:ind w:firstLine="0"/>
-      </w:pPr>
-      <w:r>
-        <w:t># TODO 1: 用课程或开放数据替换合成输入，明确对象为含重复谱图、化合物身份和采集时间的数据集。</w:t>
-      </w:r>
-    </w:p>
-    <w:p>
-      <w:pPr>
-        <w:pStyle w:val="CodeBlock"/>
-        <w:spacing w:after="0"/>
-        <w:ind w:firstLine="0"/>
-      </w:pPr>
-      <w:r>
-        <w:t># TODO 2: 实现比较随机、按化合物分组和时间外推三种划分，并与随机划分或默认流程对照。</w:t>
-      </w:r>
-    </w:p>
-    <w:p>
-      <w:pPr>
-        <w:pStyle w:val="CodeBlock"/>
-        <w:spacing w:after="0"/>
-        <w:ind w:firstLine="0"/>
-      </w:pPr>
-      <w:r>
-        <w:t># TODO 3: 输出检查概率校准、少数类召回和最高置信错误，据此判断能否确定模型是否真正学到可迁移的化学结构。</w:t>
-      </w:r>
-    </w:p>
-    <w:p>
-      <w:pPr>
-        <w:pStyle w:val="2"/>
-      </w:pPr>
-      <w:r>
-        <w:t>【本章小结】</w:t>
-      </w:r>
-    </w:p>
-    <w:p>
-      <w:r>
-        <w:t>本章以具有重复、批次和化学空间结构的学习样本为对象，把测量原理、数据表示、模型计算和分析决策连成完整链条。掌握本章的标准，不是记住模型名称，而是能够说明数据如何生成、结论怎样验证、方法在哪些条件下失效。</w:t>
-      </w:r>
-    </w:p>
-    <w:p>
-      <w:pPr>
-        <w:pStyle w:val="2"/>
-      </w:pPr>
-      <w:r>
-        <w:t>【思考题与计算题】</w:t>
-      </w:r>
-    </w:p>
-    <w:p>
-      <w:pPr>
-        <w:ind w:firstLine="0"/>
-      </w:pPr>
-      <w:r>
-        <w:t>1. 为“比较随机划分与按化合物分组划分的性能差异”画出测量链并标出三处可能失真位置。</w:t>
-      </w:r>
-    </w:p>
-    <w:p>
-      <w:pPr>
-        <w:ind w:firstLine="0"/>
-      </w:pPr>
-      <w:r>
-        <w:t>2. 选择一个核心方法，写出输入、输出、参数、假设和两个失效条件。</w:t>
-      </w:r>
-    </w:p>
-    <w:p>
-      <w:pPr>
-        <w:ind w:firstLine="0"/>
-      </w:pPr>
-      <w:r>
-        <w:t>3. 建立经典基线，给出复杂模型必须超过的独立评价门槛。</w:t>
-      </w:r>
-    </w:p>
-    <w:p>
-      <w:pPr>
-        <w:ind w:firstLine="0"/>
-      </w:pPr>
-      <w:r>
-        <w:t>4. 设计符合未来使用条件的分组或外推划分，并与随机划分比较。</w:t>
-      </w:r>
-    </w:p>
-    <w:p>
-      <w:pPr>
-        <w:ind w:firstLine="0"/>
-      </w:pPr>
-      <w:r>
-        <w:t>5. 完成配套代码，增加一个单元测试和一个失败样本可视化。</w:t>
-      </w:r>
-    </w:p>
-    <w:p>
-      <w:pPr>
-        <w:ind w:firstLine="0"/>
-      </w:pPr>
-      <w:r>
-        <w:t>6. 设计能区分化学信息与批次捷径的对照实验。</w:t>
+          <w:color w:val="000000"/>
+          <w:sz w:val="28"/>
+        </w:rPr>
+        <w:t>【代码实践】</w:t>
+      </w:r>
+    </w:p>
+    <w:p>
+      <w:pPr>
+        <w:widowControl/>
+        <w:spacing w:line="288" w:lineRule="auto" w:before="0" w:after="0"/>
+        <w:ind w:firstLine="420"/>
+        <w:jc w:val="both"/>
+      </w:pPr>
+      <w:r>
+        <w:rPr>
+          <w:rFonts w:ascii="Menlo" w:hAnsi="Menlo" w:eastAsia="等线"/>
+          <w:color w:val="000000"/>
+          <w:sz w:val="19"/>
+        </w:rPr>
+        <w:t>01_group_split_leakage.py</w:t>
+      </w:r>
+      <w:r>
+        <w:rPr>
+          <w:rFonts w:ascii="Times New Roman" w:hAnsi="Times New Roman" w:eastAsia="宋体"/>
+          <w:color w:val="000000"/>
+          <w:sz w:val="21"/>
+        </w:rPr>
+        <w:t xml:space="preserve"> 比较随机划分与按样品分组的性能差异；</w:t>
+      </w:r>
+      <w:r>
+        <w:rPr>
+          <w:rFonts w:ascii="Menlo" w:hAnsi="Menlo" w:eastAsia="等线"/>
+          <w:color w:val="000000"/>
+          <w:sz w:val="19"/>
+        </w:rPr>
+        <w:t>02_nested_model_selection.py</w:t>
+      </w:r>
+      <w:r>
+        <w:rPr>
+          <w:rFonts w:ascii="Times New Roman" w:hAnsi="Times New Roman" w:eastAsia="宋体"/>
+          <w:color w:val="000000"/>
+          <w:sz w:val="21"/>
+        </w:rPr>
+        <w:t xml:space="preserve"> 在同一外层划分中比较PLS、Ridge、SVM和随机森林；</w:t>
+      </w:r>
+      <w:r>
+        <w:rPr>
+          <w:rFonts w:ascii="Menlo" w:hAnsi="Menlo" w:eastAsia="等线"/>
+          <w:color w:val="000000"/>
+          <w:sz w:val="19"/>
+        </w:rPr>
+        <w:t>03_probability_calibration.py</w:t>
+      </w:r>
+      <w:r>
+        <w:rPr>
+          <w:rFonts w:ascii="Times New Roman" w:hAnsi="Times New Roman" w:eastAsia="宋体"/>
+          <w:color w:val="000000"/>
+          <w:sz w:val="21"/>
+        </w:rPr>
+        <w:t xml:space="preserve"> 生成可靠性图并按错误代价选择阈值；</w:t>
+      </w:r>
+      <w:r>
+        <w:rPr>
+          <w:rFonts w:ascii="Menlo" w:hAnsi="Menlo" w:eastAsia="等线"/>
+          <w:color w:val="000000"/>
+          <w:sz w:val="19"/>
+        </w:rPr>
+        <w:t>04_explanation_stability.py</w:t>
+      </w:r>
+      <w:r>
+        <w:rPr>
+          <w:rFonts w:ascii="Times New Roman" w:hAnsi="Times New Roman" w:eastAsia="宋体"/>
+          <w:color w:val="000000"/>
+          <w:sz w:val="21"/>
+        </w:rPr>
+        <w:t xml:space="preserve"> 用重采样比较系数、置换重要性和SHAP波段稳定性。</w:t>
       </w:r>
     </w:p>
     <w:sectPr>
       <w:headerReference w:type="default" r:id="rId9"/>
       <w:footerReference w:type="default" r:id="rId10"/>
-      <w:pgSz w:w="10488" w:h="14740"/>
-      <w:pgMar w:top="1417" w:right="1247" w:bottom="1417" w:left="1247" w:header="720" w:footer="720" w:gutter="0"/>
+      <w:pgSz w:w="10411" w:h="14746"/>
+      <w:pgMar w:top="1411" w:right="1253" w:bottom="1411" w:left="1253" w:header="720" w:footer="720" w:gutter="0"/>
       <w:cols w:space="720"/>
     </w:sectPr>
   </w:body>
@@ -1449,10 +1619,10 @@
     <w:pPr>
       <w:jc w:val="center"/>
     </w:pPr>
-    <w:r/>
     <w:r>
       <w:fldChar w:fldCharType="begin"/>
       <w:instrText xml:space="preserve"> PAGE </w:instrText>
+      <w:fldChar w:fldCharType="separate"/>
       <w:fldChar w:fldCharType="end"/>
     </w:r>
   </w:p>
@@ -1497,7 +1667,12 @@
       <w:jc w:val="center"/>
     </w:pPr>
     <w:r>
-      <w:t>智能分析化学 · 第4章</w:t>
+      <w:rPr>
+        <w:rFonts w:ascii="Times New Roman" w:hAnsi="Times New Roman" w:eastAsia="宋体"/>
+        <w:color w:val="000000"/>
+        <w:sz w:val="18"/>
+      </w:rPr>
+      <w:t>智能分析化学：化学计量学主干</w:t>
     </w:r>
   </w:p>
 </w:hdr>
@@ -5399,12 +5574,11 @@
     <w:name w:val="Normal"/>
     <w:qFormat/>
     <w:pPr>
-      <w:spacing w:after="120" w:line="324" w:lineRule="auto"/>
-      <w:ind w:firstLine="460"/>
+      <w:spacing w:after="200"/>
     </w:pPr>
     <w:rPr>
-      <w:rFonts w:eastAsiaTheme="minorHAnsi" w:ascii="Arial Unicode MS" w:hAnsi="Arial Unicode MS" w:eastAsia="Arial Unicode MS" w:cs="Arial Unicode MS"/>
-      <w:sz w:val="23"/>
+      <w:rFonts w:eastAsiaTheme="minorHAnsi"/>
+      <w:sz w:val="24"/>
       <w:szCs w:val="24"/>
       <w:lang w:eastAsia="en-US"/>
     </w:rPr>
@@ -5422,10 +5596,10 @@
       <w:outlineLvl w:val="0"/>
     </w:pPr>
     <w:rPr>
-      <w:rFonts w:asciiTheme="majorHAnsi" w:eastAsiaTheme="majorEastAsia" w:hAnsiTheme="majorHAnsi" w:cstheme="majorBidi" w:ascii="Arial Unicode MS" w:hAnsi="Arial Unicode MS" w:eastAsia="Arial Unicode MS" w:cs="Arial Unicode MS"/>
+      <w:rFonts w:asciiTheme="majorHAnsi" w:eastAsiaTheme="majorEastAsia" w:hAnsiTheme="majorHAnsi" w:cstheme="majorBidi"/>
       <w:b/>
       <w:bCs/>
-      <w:color w:val="4F81BD"/>
+      <w:color w:val="4F81BD" w:themeColor="accent1"/>
       <w:sz w:val="32"/>
       <w:szCs w:val="32"/>
     </w:rPr>
@@ -5444,10 +5618,10 @@
       <w:outlineLvl w:val="1"/>
     </w:pPr>
     <w:rPr>
-      <w:rFonts w:asciiTheme="majorHAnsi" w:eastAsiaTheme="majorEastAsia" w:hAnsiTheme="majorHAnsi" w:cstheme="majorBidi" w:ascii="Arial Unicode MS" w:hAnsi="Arial Unicode MS" w:eastAsia="Arial Unicode MS" w:cs="Arial Unicode MS"/>
+      <w:rFonts w:asciiTheme="majorHAnsi" w:eastAsiaTheme="majorEastAsia" w:hAnsiTheme="majorHAnsi" w:cstheme="majorBidi"/>
       <w:b/>
       <w:bCs/>
-      <w:color w:val="4F81BD"/>
+      <w:color w:val="4F81BD" w:themeColor="accent1"/>
       <w:sz w:val="28"/>
       <w:szCs w:val="28"/>
     </w:rPr>
@@ -5466,11 +5640,10 @@
       <w:outlineLvl w:val="2"/>
     </w:pPr>
     <w:rPr>
-      <w:rFonts w:asciiTheme="majorHAnsi" w:eastAsiaTheme="majorEastAsia" w:hAnsiTheme="majorHAnsi" w:cstheme="majorBidi" w:ascii="Arial Unicode MS" w:hAnsi="Arial Unicode MS" w:eastAsia="Arial Unicode MS" w:cs="Arial Unicode MS"/>
+      <w:rFonts w:asciiTheme="majorHAnsi" w:eastAsiaTheme="majorEastAsia" w:hAnsiTheme="majorHAnsi" w:cstheme="majorBidi"/>
       <w:b/>
       <w:bCs/>
-      <w:color w:val="4F81BD"/>
-      <w:sz w:val="24"/>
+      <w:color w:val="4F81BD" w:themeColor="accent1"/>
     </w:rPr>
   </w:style>
   <w:style w:type="paragraph" w:styleId="4">
@@ -5487,7 +5660,7 @@
       <w:outlineLvl w:val="3"/>
     </w:pPr>
     <w:rPr>
-      <w:rFonts w:asciiTheme="majorHAnsi" w:eastAsiaTheme="majorEastAsia" w:hAnsiTheme="majorHAnsi" w:cstheme="majorBidi" w:ascii="Arial Unicode MS" w:hAnsi="Arial Unicode MS" w:eastAsia="Arial Unicode MS" w:cs="Arial Unicode MS"/>
+      <w:rFonts w:asciiTheme="majorHAnsi" w:eastAsiaTheme="majorEastAsia" w:hAnsiTheme="majorHAnsi" w:cstheme="majorBidi"/>
       <w:bCs/>
       <w:i/>
       <w:color w:val="4F81BD" w:themeColor="accent1"/>
@@ -5507,7 +5680,7 @@
       <w:outlineLvl w:val="4"/>
     </w:pPr>
     <w:rPr>
-      <w:rFonts w:asciiTheme="majorHAnsi" w:eastAsiaTheme="majorEastAsia" w:hAnsiTheme="majorHAnsi" w:cstheme="majorBidi" w:ascii="Arial Unicode MS" w:hAnsi="Arial Unicode MS" w:eastAsia="Arial Unicode MS" w:cs="Arial Unicode MS"/>
+      <w:rFonts w:asciiTheme="majorHAnsi" w:eastAsiaTheme="majorEastAsia" w:hAnsiTheme="majorHAnsi" w:cstheme="majorBidi"/>
       <w:iCs/>
       <w:color w:val="4F81BD" w:themeColor="accent1"/>
     </w:rPr>
@@ -5526,7 +5699,7 @@
       <w:outlineLvl w:val="5"/>
     </w:pPr>
     <w:rPr>
-      <w:rFonts w:asciiTheme="majorHAnsi" w:eastAsiaTheme="majorEastAsia" w:hAnsiTheme="majorHAnsi" w:cstheme="majorBidi" w:ascii="Arial Unicode MS" w:hAnsi="Arial Unicode MS" w:eastAsia="Arial Unicode MS" w:cs="Arial Unicode MS"/>
+      <w:rFonts w:asciiTheme="majorHAnsi" w:eastAsiaTheme="majorEastAsia" w:hAnsiTheme="majorHAnsi" w:cstheme="majorBidi"/>
       <w:color w:val="4F81BD" w:themeColor="accent1"/>
     </w:rPr>
   </w:style>
@@ -5544,7 +5717,7 @@
       <w:outlineLvl w:val="6"/>
     </w:pPr>
     <w:rPr>
-      <w:rFonts w:asciiTheme="majorHAnsi" w:eastAsiaTheme="majorEastAsia" w:hAnsiTheme="majorHAnsi" w:cstheme="majorBidi" w:ascii="Arial Unicode MS" w:hAnsi="Arial Unicode MS" w:eastAsia="Arial Unicode MS" w:cs="Arial Unicode MS"/>
+      <w:rFonts w:asciiTheme="majorHAnsi" w:eastAsiaTheme="majorEastAsia" w:hAnsiTheme="majorHAnsi" w:cstheme="majorBidi"/>
       <w:color w:val="4F81BD" w:themeColor="accent1"/>
     </w:rPr>
   </w:style>
@@ -5562,7 +5735,7 @@
       <w:outlineLvl w:val="7"/>
     </w:pPr>
     <w:rPr>
-      <w:rFonts w:asciiTheme="majorHAnsi" w:eastAsiaTheme="majorEastAsia" w:hAnsiTheme="majorHAnsi" w:cstheme="majorBidi" w:ascii="Arial Unicode MS" w:hAnsi="Arial Unicode MS" w:eastAsia="Arial Unicode MS" w:cs="Arial Unicode MS"/>
+      <w:rFonts w:asciiTheme="majorHAnsi" w:eastAsiaTheme="majorEastAsia" w:hAnsiTheme="majorHAnsi" w:cstheme="majorBidi"/>
       <w:color w:val="4F81BD" w:themeColor="accent1"/>
     </w:rPr>
   </w:style>
@@ -5580,7 +5753,7 @@
       <w:outlineLvl w:val="8"/>
     </w:pPr>
     <w:rPr>
-      <w:rFonts w:asciiTheme="majorHAnsi" w:eastAsiaTheme="majorEastAsia" w:hAnsiTheme="majorHAnsi" w:cstheme="majorBidi" w:ascii="Arial Unicode MS" w:hAnsi="Arial Unicode MS" w:eastAsia="Arial Unicode MS" w:cs="Arial Unicode MS"/>
+      <w:rFonts w:asciiTheme="majorHAnsi" w:eastAsiaTheme="majorEastAsia" w:hAnsiTheme="majorHAnsi" w:cstheme="majorBidi"/>
       <w:color w:val="4F81BD" w:themeColor="accent1"/>
     </w:rPr>
   </w:style>
@@ -5589,18 +5762,12 @@
     <w:uiPriority w:val="1"/>
     <w:semiHidden/>
     <w:unhideWhenUsed/>
-    <w:rPr>
-      <w:rFonts w:ascii="Arial Unicode MS" w:hAnsi="Arial Unicode MS" w:eastAsia="Arial Unicode MS" w:cs="Arial Unicode MS"/>
-    </w:rPr>
   </w:style>
   <w:style w:type="table" w:default="1" w:styleId="a2">
     <w:name w:val="Normal Table"/>
     <w:uiPriority w:val="99"/>
     <w:semiHidden/>
     <w:unhideWhenUsed/>
-    <w:rPr>
-      <w:rFonts w:ascii="Arial Unicode MS" w:hAnsi="Arial Unicode MS" w:eastAsia="Arial Unicode MS" w:cs="Arial Unicode MS"/>
-    </w:rPr>
     <w:tblPr>
       <w:tblInd w:w="0" w:type="dxa"/>
       <w:tblCellMar>
@@ -5625,9 +5792,6 @@
     <w:pPr>
       <w:spacing w:before="180" w:after="180"/>
     </w:pPr>
-    <w:rPr>
-      <w:rFonts w:ascii="Arial Unicode MS" w:hAnsi="Arial Unicode MS" w:eastAsia="Arial Unicode MS" w:cs="Arial Unicode MS"/>
-    </w:rPr>
   </w:style>
   <w:style w:type="paragraph" w:styleId="a5">
     <w:name w:val="caption"/>
@@ -5636,7 +5800,6 @@
       <w:spacing w:after="120"/>
     </w:pPr>
     <w:rPr>
-      <w:rFonts w:ascii="Arial Unicode MS" w:hAnsi="Arial Unicode MS" w:eastAsia="Arial Unicode MS" w:cs="Arial Unicode MS"/>
       <w:i/>
     </w:rPr>
   </w:style>
@@ -5651,9 +5814,6 @@
       <w:spacing w:before="100" w:after="100"/>
       <w:ind w:left="480" w:right="480"/>
     </w:pPr>
-    <w:rPr>
-      <w:rFonts w:ascii="Arial Unicode MS" w:hAnsi="Arial Unicode MS" w:eastAsia="Arial Unicode MS" w:cs="Arial Unicode MS"/>
-    </w:rPr>
   </w:style>
   <w:style w:type="paragraph" w:styleId="a7">
     <w:name w:val="Date"/>
@@ -5666,7 +5826,7 @@
       <w:jc w:val="center"/>
     </w:pPr>
     <w:rPr>
-      <w:rFonts w:eastAsiaTheme="minorHAnsi" w:ascii="Arial Unicode MS" w:hAnsi="Arial Unicode MS" w:eastAsia="Arial Unicode MS" w:cs="Arial Unicode MS"/>
+      <w:rFonts w:eastAsiaTheme="minorHAnsi"/>
       <w:sz w:val="24"/>
       <w:szCs w:val="24"/>
       <w:lang w:eastAsia="en-US"/>
@@ -5681,7 +5841,6 @@
       <w:spacing w:before="240"/>
     </w:pPr>
     <w:rPr>
-      <w:rFonts w:ascii="Arial Unicode MS" w:hAnsi="Arial Unicode MS" w:eastAsia="Arial Unicode MS" w:cs="Arial Unicode MS"/>
       <w:sz w:val="30"/>
       <w:szCs w:val="30"/>
     </w:rPr>
@@ -5698,10 +5857,10 @@
       <w:jc w:val="center"/>
     </w:pPr>
     <w:rPr>
-      <w:rFonts w:asciiTheme="majorHAnsi" w:eastAsiaTheme="majorEastAsia" w:hAnsiTheme="majorHAnsi" w:cstheme="majorBidi" w:ascii="Arial Unicode MS" w:hAnsi="Arial Unicode MS" w:eastAsia="Arial Unicode MS" w:cs="Arial Unicode MS"/>
+      <w:rFonts w:asciiTheme="majorHAnsi" w:eastAsiaTheme="majorEastAsia" w:hAnsiTheme="majorHAnsi" w:cstheme="majorBidi"/>
       <w:b/>
       <w:bCs/>
-      <w:color w:val="345A8A"/>
+      <w:color w:val="345A8A" w:themeColor="accent1" w:themeShade="B5"/>
       <w:sz w:val="36"/>
       <w:szCs w:val="36"/>
     </w:rPr>
@@ -5712,16 +5871,12 @@
     <w:uiPriority w:val="9"/>
     <w:unhideWhenUsed/>
     <w:qFormat/>
-    <w:rPr>
-      <w:rFonts w:ascii="Arial Unicode MS" w:hAnsi="Arial Unicode MS" w:eastAsia="Arial Unicode MS" w:cs="Arial Unicode MS"/>
-    </w:rPr>
   </w:style>
   <w:style w:type="character" w:styleId="ab">
     <w:name w:val="Hyperlink"/>
     <w:basedOn w:val="a4"/>
     <w:qFormat/>
     <w:rPr>
-      <w:rFonts w:ascii="Arial Unicode MS" w:hAnsi="Arial Unicode MS" w:eastAsia="Arial Unicode MS" w:cs="Arial Unicode MS"/>
       <w:color w:val="4F81BD" w:themeColor="accent1"/>
     </w:rPr>
   </w:style>
@@ -5730,16 +5885,12 @@
     <w:basedOn w:val="a1"/>
     <w:link w:val="a0"/>
     <w:qFormat/>
-    <w:rPr>
-      <w:rFonts w:ascii="Arial Unicode MS" w:hAnsi="Arial Unicode MS" w:eastAsia="Arial Unicode MS" w:cs="Arial Unicode MS"/>
-    </w:rPr>
   </w:style>
   <w:style w:type="character" w:styleId="ac">
     <w:name w:val="footnote reference"/>
     <w:basedOn w:val="a4"/>
     <w:qFormat/>
     <w:rPr>
-      <w:rFonts w:ascii="Arial Unicode MS" w:hAnsi="Arial Unicode MS" w:eastAsia="Arial Unicode MS" w:cs="Arial Unicode MS"/>
       <w:vertAlign w:val="superscript"/>
     </w:rPr>
   </w:style>
@@ -5748,9 +5899,6 @@
     <w:basedOn w:val="a0"/>
     <w:next w:val="a0"/>
     <w:qFormat/>
-    <w:rPr>
-      <w:rFonts w:ascii="Arial Unicode MS" w:hAnsi="Arial Unicode MS" w:eastAsia="Arial Unicode MS" w:cs="Arial Unicode MS"/>
-    </w:rPr>
   </w:style>
   <w:style w:type="paragraph" w:customStyle="1" w:styleId="Compact">
     <w:name w:val="Compact"/>
@@ -5759,9 +5907,6 @@
     <w:pPr>
       <w:spacing w:before="36" w:after="36"/>
     </w:pPr>
-    <w:rPr>
-      <w:rFonts w:ascii="Arial Unicode MS" w:hAnsi="Arial Unicode MS" w:eastAsia="Arial Unicode MS" w:cs="Arial Unicode MS"/>
-    </w:rPr>
   </w:style>
   <w:style w:type="paragraph" w:customStyle="1" w:styleId="Author">
     <w:name w:val="Author"/>
@@ -5774,7 +5919,7 @@
       <w:jc w:val="center"/>
     </w:pPr>
     <w:rPr>
-      <w:rFonts w:eastAsiaTheme="minorHAnsi" w:ascii="Arial Unicode MS" w:hAnsi="Arial Unicode MS" w:eastAsia="Arial Unicode MS" w:cs="Arial Unicode MS"/>
+      <w:rFonts w:eastAsiaTheme="minorHAnsi"/>
       <w:sz w:val="24"/>
       <w:szCs w:val="24"/>
       <w:lang w:eastAsia="en-US"/>
@@ -5791,7 +5936,6 @@
       <w:spacing w:before="300" w:after="300"/>
     </w:pPr>
     <w:rPr>
-      <w:rFonts w:ascii="Arial Unicode MS" w:hAnsi="Arial Unicode MS" w:eastAsia="Arial Unicode MS" w:cs="Arial Unicode MS"/>
       <w:sz w:val="20"/>
       <w:szCs w:val="20"/>
     </w:rPr>
@@ -5800,18 +5944,12 @@
     <w:name w:val="书目1"/>
     <w:basedOn w:val="a"/>
     <w:qFormat/>
-    <w:rPr>
-      <w:rFonts w:ascii="Arial Unicode MS" w:hAnsi="Arial Unicode MS" w:eastAsia="Arial Unicode MS" w:cs="Arial Unicode MS"/>
-    </w:rPr>
   </w:style>
   <w:style w:type="table" w:customStyle="1" w:styleId="Table">
     <w:name w:val="Table"/>
     <w:semiHidden/>
     <w:unhideWhenUsed/>
     <w:qFormat/>
-    <w:rPr>
-      <w:rFonts w:ascii="Arial Unicode MS" w:hAnsi="Arial Unicode MS" w:eastAsia="Arial Unicode MS" w:cs="Arial Unicode MS"/>
-    </w:rPr>
     <w:tblPr>
       <w:tblCellMar>
         <w:top w:w="0" w:type="dxa"/>
@@ -5840,16 +5978,12 @@
       <w:spacing w:after="0"/>
     </w:pPr>
     <w:rPr>
-      <w:rFonts w:ascii="Arial Unicode MS" w:hAnsi="Arial Unicode MS" w:eastAsia="Arial Unicode MS" w:cs="Arial Unicode MS"/>
       <w:b/>
     </w:rPr>
   </w:style>
   <w:style w:type="paragraph" w:customStyle="1" w:styleId="Definition">
     <w:name w:val="Definition"/>
     <w:basedOn w:val="a"/>
-    <w:rPr>
-      <w:rFonts w:ascii="Arial Unicode MS" w:hAnsi="Arial Unicode MS" w:eastAsia="Arial Unicode MS" w:cs="Arial Unicode MS"/>
-    </w:rPr>
   </w:style>
   <w:style w:type="paragraph" w:customStyle="1" w:styleId="TableCaption">
     <w:name w:val="Table Caption"/>
@@ -5858,25 +5992,16 @@
     <w:pPr>
       <w:keepNext/>
     </w:pPr>
-    <w:rPr>
-      <w:rFonts w:ascii="Arial Unicode MS" w:hAnsi="Arial Unicode MS" w:eastAsia="Arial Unicode MS" w:cs="Arial Unicode MS"/>
-    </w:rPr>
   </w:style>
   <w:style w:type="paragraph" w:customStyle="1" w:styleId="ImageCaption">
     <w:name w:val="Image Caption"/>
     <w:basedOn w:val="a5"/>
     <w:qFormat/>
-    <w:rPr>
-      <w:rFonts w:ascii="Arial Unicode MS" w:hAnsi="Arial Unicode MS" w:eastAsia="Arial Unicode MS" w:cs="Arial Unicode MS"/>
-    </w:rPr>
   </w:style>
   <w:style w:type="paragraph" w:customStyle="1" w:styleId="Figure">
     <w:name w:val="Figure"/>
     <w:basedOn w:val="a"/>
     <w:qFormat/>
-    <w:rPr>
-      <w:rFonts w:ascii="Arial Unicode MS" w:hAnsi="Arial Unicode MS" w:eastAsia="Arial Unicode MS" w:cs="Arial Unicode MS"/>
-    </w:rPr>
   </w:style>
   <w:style w:type="paragraph" w:customStyle="1" w:styleId="CaptionedFigure">
     <w:name w:val="Captioned Figure"/>
@@ -5885,9 +6010,6 @@
     <w:pPr>
       <w:keepNext/>
     </w:pPr>
-    <w:rPr>
-      <w:rFonts w:ascii="Arial Unicode MS" w:hAnsi="Arial Unicode MS" w:eastAsia="Arial Unicode MS" w:cs="Arial Unicode MS"/>
-    </w:rPr>
   </w:style>
   <w:style w:type="character" w:customStyle="1" w:styleId="VerbatimChar">
     <w:name w:val="Verbatim Char"/>
@@ -5895,7 +6017,7 @@
     <w:link w:val="SourceCode"/>
     <w:qFormat/>
     <w:rPr>
-      <w:rFonts w:ascii="Arial Unicode MS" w:hAnsi="Arial Unicode MS" w:eastAsia="Arial Unicode MS" w:cs="Arial Unicode MS"/>
+      <w:rFonts w:ascii="Consolas" w:hAnsi="Consolas"/>
       <w:sz w:val="22"/>
     </w:rPr>
   </w:style>
@@ -5908,17 +6030,11 @@
       <w:shd w:val="clear" w:color="auto" w:fill="F8F8F8"/>
       <w:wordWrap w:val="0"/>
     </w:pPr>
-    <w:rPr>
-      <w:rFonts w:ascii="Arial Unicode MS" w:hAnsi="Arial Unicode MS" w:eastAsia="Arial Unicode MS" w:cs="Arial Unicode MS"/>
-    </w:rPr>
   </w:style>
   <w:style w:type="character" w:customStyle="1" w:styleId="SectionNumber">
     <w:name w:val="Section Number"/>
     <w:basedOn w:val="a4"/>
     <w:qFormat/>
-    <w:rPr>
-      <w:rFonts w:ascii="Arial Unicode MS" w:hAnsi="Arial Unicode MS" w:eastAsia="Arial Unicode MS" w:cs="Arial Unicode MS"/>
-    </w:rPr>
   </w:style>
   <w:style w:type="paragraph" w:customStyle="1" w:styleId="TOC1">
     <w:name w:val="TOC 标题1"/>
@@ -5932,7 +6048,6 @@
       <w:outlineLvl w:val="9"/>
     </w:pPr>
     <w:rPr>
-      <w:rFonts w:ascii="Arial Unicode MS" w:hAnsi="Arial Unicode MS" w:eastAsia="Arial Unicode MS" w:cs="Arial Unicode MS"/>
       <w:b w:val="0"/>
       <w:bCs w:val="0"/>
       <w:color w:val="365F91" w:themeColor="accent1" w:themeShade="BF"/>
@@ -5943,7 +6058,7 @@
     <w:basedOn w:val="VerbatimChar"/>
     <w:qFormat/>
     <w:rPr>
-      <w:rFonts w:ascii="Arial Unicode MS" w:hAnsi="Arial Unicode MS" w:eastAsia="Arial Unicode MS" w:cs="Arial Unicode MS"/>
+      <w:rFonts w:ascii="Consolas" w:hAnsi="Consolas"/>
       <w:b/>
       <w:color w:val="204A87"/>
       <w:sz w:val="22"/>
@@ -5955,7 +6070,7 @@
     <w:basedOn w:val="VerbatimChar"/>
     <w:qFormat/>
     <w:rPr>
-      <w:rFonts w:ascii="Arial Unicode MS" w:hAnsi="Arial Unicode MS" w:eastAsia="Arial Unicode MS" w:cs="Arial Unicode MS"/>
+      <w:rFonts w:ascii="Consolas" w:hAnsi="Consolas"/>
       <w:color w:val="204A87"/>
       <w:sz w:val="22"/>
       <w:shd w:val="clear" w:color="auto" w:fill="F8F8F8"/>
@@ -5966,7 +6081,7 @@
     <w:basedOn w:val="VerbatimChar"/>
     <w:qFormat/>
     <w:rPr>
-      <w:rFonts w:ascii="Arial Unicode MS" w:hAnsi="Arial Unicode MS" w:eastAsia="Arial Unicode MS" w:cs="Arial Unicode MS"/>
+      <w:rFonts w:ascii="Consolas" w:hAnsi="Consolas"/>
       <w:color w:val="0000CF"/>
       <w:sz w:val="22"/>
       <w:shd w:val="clear" w:color="auto" w:fill="F8F8F8"/>
@@ -5977,7 +6092,7 @@
     <w:basedOn w:val="VerbatimChar"/>
     <w:qFormat/>
     <w:rPr>
-      <w:rFonts w:ascii="Arial Unicode MS" w:hAnsi="Arial Unicode MS" w:eastAsia="Arial Unicode MS" w:cs="Arial Unicode MS"/>
+      <w:rFonts w:ascii="Consolas" w:hAnsi="Consolas"/>
       <w:color w:val="0000CF"/>
       <w:sz w:val="22"/>
       <w:shd w:val="clear" w:color="auto" w:fill="F8F8F8"/>
@@ -5988,7 +6103,7 @@
     <w:basedOn w:val="VerbatimChar"/>
     <w:qFormat/>
     <w:rPr>
-      <w:rFonts w:ascii="Arial Unicode MS" w:hAnsi="Arial Unicode MS" w:eastAsia="Arial Unicode MS" w:cs="Arial Unicode MS"/>
+      <w:rFonts w:ascii="Consolas" w:hAnsi="Consolas"/>
       <w:color w:val="0000CF"/>
       <w:sz w:val="22"/>
       <w:shd w:val="clear" w:color="auto" w:fill="F8F8F8"/>
@@ -5999,7 +6114,7 @@
     <w:basedOn w:val="VerbatimChar"/>
     <w:qFormat/>
     <w:rPr>
-      <w:rFonts w:ascii="Arial Unicode MS" w:hAnsi="Arial Unicode MS" w:eastAsia="Arial Unicode MS" w:cs="Arial Unicode MS"/>
+      <w:rFonts w:ascii="Consolas" w:hAnsi="Consolas"/>
       <w:color w:val="000000"/>
       <w:sz w:val="22"/>
       <w:shd w:val="clear" w:color="auto" w:fill="F8F8F8"/>
@@ -6010,7 +6125,7 @@
     <w:basedOn w:val="VerbatimChar"/>
     <w:qFormat/>
     <w:rPr>
-      <w:rFonts w:ascii="Arial Unicode MS" w:hAnsi="Arial Unicode MS" w:eastAsia="Arial Unicode MS" w:cs="Arial Unicode MS"/>
+      <w:rFonts w:ascii="Consolas" w:hAnsi="Consolas"/>
       <w:color w:val="4E9A06"/>
       <w:sz w:val="22"/>
       <w:shd w:val="clear" w:color="auto" w:fill="F8F8F8"/>
@@ -6021,7 +6136,7 @@
     <w:basedOn w:val="VerbatimChar"/>
     <w:qFormat/>
     <w:rPr>
-      <w:rFonts w:ascii="Arial Unicode MS" w:hAnsi="Arial Unicode MS" w:eastAsia="Arial Unicode MS" w:cs="Arial Unicode MS"/>
+      <w:rFonts w:ascii="Consolas" w:hAnsi="Consolas"/>
       <w:color w:val="000000"/>
       <w:sz w:val="22"/>
       <w:shd w:val="clear" w:color="auto" w:fill="F8F8F8"/>
@@ -6032,7 +6147,7 @@
     <w:basedOn w:val="VerbatimChar"/>
     <w:qFormat/>
     <w:rPr>
-      <w:rFonts w:ascii="Arial Unicode MS" w:hAnsi="Arial Unicode MS" w:eastAsia="Arial Unicode MS" w:cs="Arial Unicode MS"/>
+      <w:rFonts w:ascii="Consolas" w:hAnsi="Consolas"/>
       <w:color w:val="4E9A06"/>
       <w:sz w:val="22"/>
       <w:shd w:val="clear" w:color="auto" w:fill="F8F8F8"/>
@@ -6042,7 +6157,7 @@
     <w:name w:val="VerbatimStringTok"/>
     <w:basedOn w:val="VerbatimChar"/>
     <w:rPr>
-      <w:rFonts w:ascii="Arial Unicode MS" w:hAnsi="Arial Unicode MS" w:eastAsia="Arial Unicode MS" w:cs="Arial Unicode MS"/>
+      <w:rFonts w:ascii="Consolas" w:hAnsi="Consolas"/>
       <w:color w:val="4E9A06"/>
       <w:sz w:val="22"/>
       <w:shd w:val="clear" w:color="auto" w:fill="F8F8F8"/>
@@ -6053,7 +6168,7 @@
     <w:basedOn w:val="VerbatimChar"/>
     <w:qFormat/>
     <w:rPr>
-      <w:rFonts w:ascii="Arial Unicode MS" w:hAnsi="Arial Unicode MS" w:eastAsia="Arial Unicode MS" w:cs="Arial Unicode MS"/>
+      <w:rFonts w:ascii="Consolas" w:hAnsi="Consolas"/>
       <w:color w:val="4E9A06"/>
       <w:sz w:val="22"/>
       <w:shd w:val="clear" w:color="auto" w:fill="F8F8F8"/>
@@ -6064,7 +6179,7 @@
     <w:basedOn w:val="VerbatimChar"/>
     <w:qFormat/>
     <w:rPr>
-      <w:rFonts w:ascii="Arial Unicode MS" w:hAnsi="Arial Unicode MS" w:eastAsia="Arial Unicode MS" w:cs="Arial Unicode MS"/>
+      <w:rFonts w:ascii="Consolas" w:hAnsi="Consolas"/>
       <w:sz w:val="22"/>
       <w:shd w:val="clear" w:color="auto" w:fill="F8F8F8"/>
     </w:rPr>
@@ -6074,7 +6189,7 @@
     <w:basedOn w:val="VerbatimChar"/>
     <w:qFormat/>
     <w:rPr>
-      <w:rFonts w:ascii="Arial Unicode MS" w:hAnsi="Arial Unicode MS" w:eastAsia="Arial Unicode MS" w:cs="Arial Unicode MS"/>
+      <w:rFonts w:ascii="Consolas" w:hAnsi="Consolas"/>
       <w:i/>
       <w:color w:val="8F5902"/>
       <w:sz w:val="22"/>
@@ -6086,7 +6201,7 @@
     <w:basedOn w:val="VerbatimChar"/>
     <w:qFormat/>
     <w:rPr>
-      <w:rFonts w:ascii="Arial Unicode MS" w:hAnsi="Arial Unicode MS" w:eastAsia="Arial Unicode MS" w:cs="Arial Unicode MS"/>
+      <w:rFonts w:ascii="Consolas" w:hAnsi="Consolas"/>
       <w:b/>
       <w:i/>
       <w:color w:val="8F5902"/>
@@ -6099,7 +6214,7 @@
     <w:basedOn w:val="VerbatimChar"/>
     <w:qFormat/>
     <w:rPr>
-      <w:rFonts w:ascii="Arial Unicode MS" w:hAnsi="Arial Unicode MS" w:eastAsia="Arial Unicode MS" w:cs="Arial Unicode MS"/>
+      <w:rFonts w:ascii="Consolas" w:hAnsi="Consolas"/>
       <w:b/>
       <w:i/>
       <w:color w:val="8F5902"/>
@@ -6112,7 +6227,7 @@
     <w:basedOn w:val="VerbatimChar"/>
     <w:qFormat/>
     <w:rPr>
-      <w:rFonts w:ascii="Arial Unicode MS" w:hAnsi="Arial Unicode MS" w:eastAsia="Arial Unicode MS" w:cs="Arial Unicode MS"/>
+      <w:rFonts w:ascii="Consolas" w:hAnsi="Consolas"/>
       <w:b/>
       <w:i/>
       <w:color w:val="8F5902"/>
@@ -6125,7 +6240,7 @@
     <w:basedOn w:val="VerbatimChar"/>
     <w:qFormat/>
     <w:rPr>
-      <w:rFonts w:ascii="Arial Unicode MS" w:hAnsi="Arial Unicode MS" w:eastAsia="Arial Unicode MS" w:cs="Arial Unicode MS"/>
+      <w:rFonts w:ascii="Consolas" w:hAnsi="Consolas"/>
       <w:color w:val="8F5902"/>
       <w:sz w:val="22"/>
       <w:shd w:val="clear" w:color="auto" w:fill="F8F8F8"/>
@@ -6136,7 +6251,7 @@
     <w:basedOn w:val="VerbatimChar"/>
     <w:qFormat/>
     <w:rPr>
-      <w:rFonts w:ascii="Arial Unicode MS" w:hAnsi="Arial Unicode MS" w:eastAsia="Arial Unicode MS" w:cs="Arial Unicode MS"/>
+      <w:rFonts w:ascii="Consolas" w:hAnsi="Consolas"/>
       <w:color w:val="000000"/>
       <w:sz w:val="22"/>
       <w:shd w:val="clear" w:color="auto" w:fill="F8F8F8"/>
@@ -6147,7 +6262,7 @@
     <w:basedOn w:val="VerbatimChar"/>
     <w:qFormat/>
     <w:rPr>
-      <w:rFonts w:ascii="Arial Unicode MS" w:hAnsi="Arial Unicode MS" w:eastAsia="Arial Unicode MS" w:cs="Arial Unicode MS"/>
+      <w:rFonts w:ascii="Consolas" w:hAnsi="Consolas"/>
       <w:color w:val="000000"/>
       <w:sz w:val="22"/>
       <w:shd w:val="clear" w:color="auto" w:fill="F8F8F8"/>
@@ -6158,7 +6273,7 @@
     <w:basedOn w:val="VerbatimChar"/>
     <w:qFormat/>
     <w:rPr>
-      <w:rFonts w:ascii="Arial Unicode MS" w:hAnsi="Arial Unicode MS" w:eastAsia="Arial Unicode MS" w:cs="Arial Unicode MS"/>
+      <w:rFonts w:ascii="Consolas" w:hAnsi="Consolas"/>
       <w:b/>
       <w:color w:val="204A87"/>
       <w:sz w:val="22"/>
@@ -6170,7 +6285,7 @@
     <w:basedOn w:val="VerbatimChar"/>
     <w:qFormat/>
     <w:rPr>
-      <w:rFonts w:ascii="Arial Unicode MS" w:hAnsi="Arial Unicode MS" w:eastAsia="Arial Unicode MS" w:cs="Arial Unicode MS"/>
+      <w:rFonts w:ascii="Consolas" w:hAnsi="Consolas"/>
       <w:b/>
       <w:color w:val="CE5C00"/>
       <w:sz w:val="22"/>
@@ -6182,7 +6297,7 @@
     <w:basedOn w:val="VerbatimChar"/>
     <w:qFormat/>
     <w:rPr>
-      <w:rFonts w:ascii="Arial Unicode MS" w:hAnsi="Arial Unicode MS" w:eastAsia="Arial Unicode MS" w:cs="Arial Unicode MS"/>
+      <w:rFonts w:ascii="Consolas" w:hAnsi="Consolas"/>
       <w:sz w:val="22"/>
       <w:shd w:val="clear" w:color="auto" w:fill="F8F8F8"/>
     </w:rPr>
@@ -6192,7 +6307,7 @@
     <w:basedOn w:val="VerbatimChar"/>
     <w:qFormat/>
     <w:rPr>
-      <w:rFonts w:ascii="Arial Unicode MS" w:hAnsi="Arial Unicode MS" w:eastAsia="Arial Unicode MS" w:cs="Arial Unicode MS"/>
+      <w:rFonts w:ascii="Consolas" w:hAnsi="Consolas"/>
       <w:sz w:val="22"/>
       <w:shd w:val="clear" w:color="auto" w:fill="F8F8F8"/>
     </w:rPr>
@@ -6202,7 +6317,7 @@
     <w:basedOn w:val="VerbatimChar"/>
     <w:qFormat/>
     <w:rPr>
-      <w:rFonts w:ascii="Arial Unicode MS" w:hAnsi="Arial Unicode MS" w:eastAsia="Arial Unicode MS" w:cs="Arial Unicode MS"/>
+      <w:rFonts w:ascii="Consolas" w:hAnsi="Consolas"/>
       <w:i/>
       <w:color w:val="8F5902"/>
       <w:sz w:val="22"/>
@@ -6214,7 +6329,7 @@
     <w:basedOn w:val="VerbatimChar"/>
     <w:qFormat/>
     <w:rPr>
-      <w:rFonts w:ascii="Arial Unicode MS" w:hAnsi="Arial Unicode MS" w:eastAsia="Arial Unicode MS" w:cs="Arial Unicode MS"/>
+      <w:rFonts w:ascii="Consolas" w:hAnsi="Consolas"/>
       <w:color w:val="C4A000"/>
       <w:sz w:val="22"/>
       <w:shd w:val="clear" w:color="auto" w:fill="F8F8F8"/>
@@ -6225,7 +6340,7 @@
     <w:basedOn w:val="VerbatimChar"/>
     <w:qFormat/>
     <w:rPr>
-      <w:rFonts w:ascii="Arial Unicode MS" w:hAnsi="Arial Unicode MS" w:eastAsia="Arial Unicode MS" w:cs="Arial Unicode MS"/>
+      <w:rFonts w:ascii="Consolas" w:hAnsi="Consolas"/>
       <w:sz w:val="22"/>
       <w:shd w:val="clear" w:color="auto" w:fill="F8F8F8"/>
     </w:rPr>
@@ -6235,7 +6350,7 @@
     <w:basedOn w:val="VerbatimChar"/>
     <w:qFormat/>
     <w:rPr>
-      <w:rFonts w:ascii="Arial Unicode MS" w:hAnsi="Arial Unicode MS" w:eastAsia="Arial Unicode MS" w:cs="Arial Unicode MS"/>
+      <w:rFonts w:ascii="Consolas" w:hAnsi="Consolas"/>
       <w:b/>
       <w:i/>
       <w:color w:val="8F5902"/>
@@ -6248,7 +6363,7 @@
     <w:basedOn w:val="VerbatimChar"/>
     <w:qFormat/>
     <w:rPr>
-      <w:rFonts w:ascii="Arial Unicode MS" w:hAnsi="Arial Unicode MS" w:eastAsia="Arial Unicode MS" w:cs="Arial Unicode MS"/>
+      <w:rFonts w:ascii="Consolas" w:hAnsi="Consolas"/>
       <w:b/>
       <w:i/>
       <w:color w:val="8F5902"/>
@@ -6261,7 +6376,7 @@
     <w:basedOn w:val="VerbatimChar"/>
     <w:qFormat/>
     <w:rPr>
-      <w:rFonts w:ascii="Arial Unicode MS" w:hAnsi="Arial Unicode MS" w:eastAsia="Arial Unicode MS" w:cs="Arial Unicode MS"/>
+      <w:rFonts w:ascii="Consolas" w:hAnsi="Consolas"/>
       <w:color w:val="EF2929"/>
       <w:sz w:val="22"/>
       <w:shd w:val="clear" w:color="auto" w:fill="F8F8F8"/>
@@ -6272,7 +6387,7 @@
     <w:basedOn w:val="VerbatimChar"/>
     <w:qFormat/>
     <w:rPr>
-      <w:rFonts w:ascii="Arial Unicode MS" w:hAnsi="Arial Unicode MS" w:eastAsia="Arial Unicode MS" w:cs="Arial Unicode MS"/>
+      <w:rFonts w:ascii="Consolas" w:hAnsi="Consolas"/>
       <w:b/>
       <w:color w:val="A40000"/>
       <w:sz w:val="22"/>
@@ -6284,21 +6399,9 @@
     <w:basedOn w:val="VerbatimChar"/>
     <w:qFormat/>
     <w:rPr>
-      <w:rFonts w:ascii="Arial Unicode MS" w:hAnsi="Arial Unicode MS" w:eastAsia="Arial Unicode MS" w:cs="Arial Unicode MS"/>
+      <w:rFonts w:ascii="Consolas" w:hAnsi="Consolas"/>
       <w:sz w:val="22"/>
       <w:shd w:val="clear" w:color="auto" w:fill="F8F8F8"/>
-    </w:rPr>
-  </w:style>
-  <w:style w:type="paragraph" w:customStyle="1" w:styleId="CodeBlock">
-    <w:name w:val="Code Block"/>
-    <w:pPr>
-      <w:spacing w:line="240" w:lineRule="auto"/>
-      <w:ind w:firstLine="0" w:left="283"/>
-      <w:shd w:fill="F2F2F2"/>
-    </w:pPr>
-    <w:rPr>
-      <w:rFonts w:ascii="Menlo" w:hAnsi="Menlo" w:eastAsia="Menlo" w:cs="Menlo"/>
-      <w:sz w:val="18"/>
     </w:rPr>
   </w:style>
 </w:styles>
